--- a/docs/paper_hal_v1.docx
+++ b/docs/paper_hal_v1.docx
@@ -944,7 +944,63 @@
     </w:p>
     <w:p>
       <w:r>
-        <w:t>La doctrine implémentée se décompose en 3 piliers techniques :</w:t>
+        <w:t>La doctrine implémentée se décompose en 3 piliers techniques</w:t>
+      </w:r>
+    </w:p>
+    <w:p>
+      <w:r>
+        <w:t>(Figure 1) :</w:t>
+      </w:r>
+    </w:p>
+    <w:p>
+      <w:pPr>
+        <w:jc w:val="center"/>
+      </w:pPr>
+      <w:r>
+        <w:drawing>
+          <wp:inline xmlns:a="http://schemas.openxmlformats.org/drawingml/2006/main" xmlns:pic="http://schemas.openxmlformats.org/drawingml/2006/picture">
+            <wp:extent cx="5486400" cy="3228266"/>
+            <wp:docPr id="1" name="Picture 1"/>
+            <wp:cNvGraphicFramePr>
+              <a:graphicFrameLocks noChangeAspect="1"/>
+            </wp:cNvGraphicFramePr>
+            <a:graphic>
+              <a:graphicData uri="http://schemas.openxmlformats.org/drawingml/2006/picture">
+                <pic:pic>
+                  <pic:nvPicPr>
+                    <pic:cNvPr id="0" name="paper_fig1_architecture.png"/>
+                    <pic:cNvPicPr/>
+                  </pic:nvPicPr>
+                  <pic:blipFill>
+                    <a:blip r:embed="rId9"/>
+                    <a:stretch>
+                      <a:fillRect/>
+                    </a:stretch>
+                  </pic:blipFill>
+                  <pic:spPr>
+                    <a:xfrm>
+                      <a:off x="0" y="0"/>
+                      <a:ext cx="5486400" cy="3228266"/>
+                    </a:xfrm>
+                    <a:prstGeom prst="rect"/>
+                  </pic:spPr>
+                </pic:pic>
+              </a:graphicData>
+            </a:graphic>
+          </wp:inline>
+        </w:drawing>
+      </w:r>
+    </w:p>
+    <w:p>
+      <w:pPr>
+        <w:jc w:val="center"/>
+      </w:pPr>
+      <w:r>
+        <w:rPr>
+          <w:i/>
+          <w:sz w:val="18"/>
+        </w:rPr>
+        <w:t>Figure 1 — Architecture doctrinale en 3 piliers</w:t>
       </w:r>
     </w:p>
     <w:tbl>
@@ -1746,7 +1802,7 @@
     </w:p>
     <w:p>
       <w:r>
-        <w:t>Cinq types d'aléas couvrent 5 domaines de perturbation :</w:t>
+        <w:t>Cinq types d'aléas couvrent 5 domaines de perturbation (Figure 3) :</w:t>
       </w:r>
     </w:p>
     <w:tbl>
@@ -1962,6 +2018,57 @@
         </w:tc>
       </w:tr>
     </w:tbl>
+    <w:p>
+      <w:pPr>
+        <w:jc w:val="center"/>
+      </w:pPr>
+      <w:r>
+        <w:drawing>
+          <wp:inline xmlns:a="http://schemas.openxmlformats.org/drawingml/2006/main" xmlns:pic="http://schemas.openxmlformats.org/drawingml/2006/picture">
+            <wp:extent cx="5486400" cy="2933172"/>
+            <wp:docPr id="2" name="Picture 2"/>
+            <wp:cNvGraphicFramePr>
+              <a:graphicFrameLocks noChangeAspect="1"/>
+            </wp:cNvGraphicFramePr>
+            <a:graphic>
+              <a:graphicData uri="http://schemas.openxmlformats.org/drawingml/2006/picture">
+                <pic:pic>
+                  <pic:nvPicPr>
+                    <pic:cNvPr id="0" name="paper_fig3_domain_mapping.png"/>
+                    <pic:cNvPicPr/>
+                  </pic:nvPicPr>
+                  <pic:blipFill>
+                    <a:blip r:embed="rId10"/>
+                    <a:stretch>
+                      <a:fillRect/>
+                    </a:stretch>
+                  </pic:blipFill>
+                  <pic:spPr>
+                    <a:xfrm>
+                      <a:off x="0" y="0"/>
+                      <a:ext cx="5486400" cy="2933172"/>
+                    </a:xfrm>
+                    <a:prstGeom prst="rect"/>
+                  </pic:spPr>
+                </pic:pic>
+              </a:graphicData>
+            </a:graphic>
+          </wp:inline>
+        </w:drawing>
+      </w:r>
+    </w:p>
+    <w:p>
+      <w:pPr>
+        <w:jc w:val="center"/>
+      </w:pPr>
+      <w:r>
+        <w:rPr>
+          <w:i/>
+          <w:sz w:val="18"/>
+        </w:rPr>
+        <w:t>Figure 3 — Mapping des 5 domaines de perturbation aux mécanismes du simulateur</w:t>
+      </w:r>
+    </w:p>
     <w:p>
       <w:pPr>
         <w:pStyle w:val="Heading3"/>
@@ -2532,6 +2639,108 @@
     </w:p>
     <w:p>
       <w:pPr>
+        <w:jc w:val="center"/>
+      </w:pPr>
+      <w:r>
+        <w:drawing>
+          <wp:inline xmlns:a="http://schemas.openxmlformats.org/drawingml/2006/main" xmlns:pic="http://schemas.openxmlformats.org/drawingml/2006/picture">
+            <wp:extent cx="5486400" cy="2312859"/>
+            <wp:docPr id="3" name="Picture 3"/>
+            <wp:cNvGraphicFramePr>
+              <a:graphicFrameLocks noChangeAspect="1"/>
+            </wp:cNvGraphicFramePr>
+            <a:graphic>
+              <a:graphicData uri="http://schemas.openxmlformats.org/drawingml/2006/picture">
+                <pic:pic>
+                  <pic:nvPicPr>
+                    <pic:cNvPr id="0" name="decomposition_2x2.png"/>
+                    <pic:cNvPicPr/>
+                  </pic:nvPicPr>
+                  <pic:blipFill>
+                    <a:blip r:embed="rId11"/>
+                    <a:stretch>
+                      <a:fillRect/>
+                    </a:stretch>
+                  </pic:blipFill>
+                  <pic:spPr>
+                    <a:xfrm>
+                      <a:off x="0" y="0"/>
+                      <a:ext cx="5486400" cy="2312859"/>
+                    </a:xfrm>
+                    <a:prstGeom prst="rect"/>
+                  </pic:spPr>
+                </pic:pic>
+              </a:graphicData>
+            </a:graphic>
+          </wp:inline>
+        </w:drawing>
+      </w:r>
+    </w:p>
+    <w:p>
+      <w:pPr>
+        <w:jc w:val="center"/>
+      </w:pPr>
+      <w:r>
+        <w:rPr>
+          <w:i/>
+          <w:sz w:val="18"/>
+        </w:rPr>
+        <w:t>Figure 4 — Décomposition 2×2 du coût (Δ vs OF) — étude XL + Random</w:t>
+      </w:r>
+    </w:p>
+    <w:p>
+      <w:pPr>
+        <w:jc w:val="center"/>
+      </w:pPr>
+      <w:r>
+        <w:drawing>
+          <wp:inline xmlns:a="http://schemas.openxmlformats.org/drawingml/2006/main" xmlns:pic="http://schemas.openxmlformats.org/drawingml/2006/picture">
+            <wp:extent cx="5486400" cy="2493496"/>
+            <wp:docPr id="4" name="Picture 4"/>
+            <wp:cNvGraphicFramePr>
+              <a:graphicFrameLocks noChangeAspect="1"/>
+            </wp:cNvGraphicFramePr>
+            <a:graphic>
+              <a:graphicData uri="http://schemas.openxmlformats.org/drawingml/2006/picture">
+                <pic:pic>
+                  <pic:nvPicPr>
+                    <pic:cNvPr id="0" name="per_scenario_xl.png"/>
+                    <pic:cNvPicPr/>
+                  </pic:nvPicPr>
+                  <pic:blipFill>
+                    <a:blip r:embed="rId12"/>
+                    <a:stretch>
+                      <a:fillRect/>
+                    </a:stretch>
+                  </pic:blipFill>
+                  <pic:spPr>
+                    <a:xfrm>
+                      <a:off x="0" y="0"/>
+                      <a:ext cx="5486400" cy="2493496"/>
+                    </a:xfrm>
+                    <a:prstGeom prst="rect"/>
+                  </pic:spPr>
+                </pic:pic>
+              </a:graphicData>
+            </a:graphic>
+          </wp:inline>
+        </w:drawing>
+      </w:r>
+    </w:p>
+    <w:p>
+      <w:pPr>
+        <w:jc w:val="center"/>
+      </w:pPr>
+      <w:r>
+        <w:rPr>
+          <w:i/>
+          <w:sz w:val="18"/>
+        </w:rPr>
+        <w:t>Figure 5 — Δ coût par scénario × doctrine — 4 000 runs XL</w:t>
+      </w:r>
+    </w:p>
+    <w:p>
+      <w:pPr>
         <w:pStyle w:val="Heading3"/>
       </w:pPr>
       <w:r>
@@ -2697,6 +2906,108 @@
     <w:p>
       <w:r>
         <w:t>un aléa qui aurait été détecté par l'event sourcing.</w:t>
+      </w:r>
+    </w:p>
+    <w:p>
+      <w:pPr>
+        <w:jc w:val="center"/>
+      </w:pPr>
+      <w:r>
+        <w:drawing>
+          <wp:inline xmlns:a="http://schemas.openxmlformats.org/drawingml/2006/main" xmlns:pic="http://schemas.openxmlformats.org/drawingml/2006/picture">
+            <wp:extent cx="5486400" cy="3414532"/>
+            <wp:docPr id="5" name="Picture 5"/>
+            <wp:cNvGraphicFramePr>
+              <a:graphicFrameLocks noChangeAspect="1"/>
+            </wp:cNvGraphicFramePr>
+            <a:graphic>
+              <a:graphicData uri="http://schemas.openxmlformats.org/drawingml/2006/picture">
+                <pic:pic>
+                  <pic:nvPicPr>
+                    <pic:cNvPr id="0" name="additivity.png"/>
+                    <pic:cNvPicPr/>
+                  </pic:nvPicPr>
+                  <pic:blipFill>
+                    <a:blip r:embed="rId13"/>
+                    <a:stretch>
+                      <a:fillRect/>
+                    </a:stretch>
+                  </pic:blipFill>
+                  <pic:spPr>
+                    <a:xfrm>
+                      <a:off x="0" y="0"/>
+                      <a:ext cx="5486400" cy="3414532"/>
+                    </a:xfrm>
+                    <a:prstGeom prst="rect"/>
+                  </pic:spPr>
+                </pic:pic>
+              </a:graphicData>
+            </a:graphic>
+          </wp:inline>
+        </w:drawing>
+      </w:r>
+    </w:p>
+    <w:p>
+      <w:pPr>
+        <w:jc w:val="center"/>
+      </w:pPr>
+      <w:r>
+        <w:rPr>
+          <w:i/>
+          <w:sz w:val="18"/>
+        </w:rPr>
+        <w:t>Figure 6 — Additivité quasi-parfaite des deux apports (1 600 runs Random)</w:t>
+      </w:r>
+    </w:p>
+    <w:p>
+      <w:pPr>
+        <w:jc w:val="center"/>
+      </w:pPr>
+      <w:r>
+        <w:drawing>
+          <wp:inline xmlns:a="http://schemas.openxmlformats.org/drawingml/2006/main" xmlns:pic="http://schemas.openxmlformats.org/drawingml/2006/picture">
+            <wp:extent cx="5486400" cy="2992582"/>
+            <wp:docPr id="6" name="Picture 6"/>
+            <wp:cNvGraphicFramePr>
+              <a:graphicFrameLocks noChangeAspect="1"/>
+            </wp:cNvGraphicFramePr>
+            <a:graphic>
+              <a:graphicData uri="http://schemas.openxmlformats.org/drawingml/2006/picture">
+                <pic:pic>
+                  <pic:nvPicPr>
+                    <pic:cNvPr id="0" name="lead_time_comparison.png"/>
+                    <pic:cNvPicPr/>
+                  </pic:nvPicPr>
+                  <pic:blipFill>
+                    <a:blip r:embed="rId14"/>
+                    <a:stretch>
+                      <a:fillRect/>
+                    </a:stretch>
+                  </pic:blipFill>
+                  <pic:spPr>
+                    <a:xfrm>
+                      <a:off x="0" y="0"/>
+                      <a:ext cx="5486400" cy="2992582"/>
+                    </a:xfrm>
+                    <a:prstGeom prst="rect"/>
+                  </pic:spPr>
+                </pic:pic>
+              </a:graphicData>
+            </a:graphic>
+          </wp:inline>
+        </w:drawing>
+      </w:r>
+    </w:p>
+    <w:p>
+      <w:pPr>
+        <w:jc w:val="center"/>
+      </w:pPr>
+      <w:r>
+        <w:rPr>
+          <w:i/>
+          <w:sz w:val="18"/>
+        </w:rPr>
+        <w:t>Figure 7 — Lead time par doctrine — convergence des 2 protocoles (XL et Random)</w:t>
       </w:r>
     </w:p>
     <w:p>
@@ -3012,6 +3323,57 @@
       </w:r>
     </w:p>
     <w:p>
+      <w:pPr>
+        <w:jc w:val="center"/>
+      </w:pPr>
+      <w:r>
+        <w:drawing>
+          <wp:inline xmlns:a="http://schemas.openxmlformats.org/drawingml/2006/main" xmlns:pic="http://schemas.openxmlformats.org/drawingml/2006/picture">
+            <wp:extent cx="5486400" cy="3276987"/>
+            <wp:docPr id="7" name="Picture 7"/>
+            <wp:cNvGraphicFramePr>
+              <a:graphicFrameLocks noChangeAspect="1"/>
+            </wp:cNvGraphicFramePr>
+            <a:graphic>
+              <a:graphicData uri="http://schemas.openxmlformats.org/drawingml/2006/picture">
+                <pic:pic>
+                  <pic:nvPicPr>
+                    <pic:cNvPr id="0" name="resilience_distribution.png"/>
+                    <pic:cNvPicPr/>
+                  </pic:nvPicPr>
+                  <pic:blipFill>
+                    <a:blip r:embed="rId15"/>
+                    <a:stretch>
+                      <a:fillRect/>
+                    </a:stretch>
+                  </pic:blipFill>
+                  <pic:spPr>
+                    <a:xfrm>
+                      <a:off x="0" y="0"/>
+                      <a:ext cx="5486400" cy="3276987"/>
+                    </a:xfrm>
+                    <a:prstGeom prst="rect"/>
+                  </pic:spPr>
+                </pic:pic>
+              </a:graphicData>
+            </a:graphic>
+          </wp:inline>
+        </w:drawing>
+      </w:r>
+    </w:p>
+    <w:p>
+      <w:pPr>
+        <w:jc w:val="center"/>
+      </w:pPr>
+      <w:r>
+        <w:rPr>
+          <w:i/>
+          <w:sz w:val="18"/>
+        </w:rPr>
+        <w:t>Figure 8 — Distribution du coût par doctrine — boîtes à moustaches P5/P95</w:t>
+      </w:r>
+    </w:p>
+    <w:p>
       <w:r>
         <w:t>5.3.2 Sensibilité aux cascades de pannes (300 runs)</w:t>
       </w:r>
@@ -3475,6 +3837,108 @@
     </w:p>
     <w:p>
       <w:pPr>
+        <w:jc w:val="center"/>
+      </w:pPr>
+      <w:r>
+        <w:drawing>
+          <wp:inline xmlns:a="http://schemas.openxmlformats.org/drawingml/2006/main" xmlns:pic="http://schemas.openxmlformats.org/drawingml/2006/picture">
+            <wp:extent cx="5486400" cy="2311367"/>
+            <wp:docPr id="8" name="Picture 8"/>
+            <wp:cNvGraphicFramePr>
+              <a:graphicFrameLocks noChangeAspect="1"/>
+            </wp:cNvGraphicFramePr>
+            <a:graphic>
+              <a:graphicData uri="http://schemas.openxmlformats.org/drawingml/2006/picture">
+                <pic:pic>
+                  <pic:nvPicPr>
+                    <pic:cNvPr id="0" name="resilience_cascade.png"/>
+                    <pic:cNvPicPr/>
+                  </pic:nvPicPr>
+                  <pic:blipFill>
+                    <a:blip r:embed="rId16"/>
+                    <a:stretch>
+                      <a:fillRect/>
+                    </a:stretch>
+                  </pic:blipFill>
+                  <pic:spPr>
+                    <a:xfrm>
+                      <a:off x="0" y="0"/>
+                      <a:ext cx="5486400" cy="2311367"/>
+                    </a:xfrm>
+                    <a:prstGeom prst="rect"/>
+                  </pic:spPr>
+                </pic:pic>
+              </a:graphicData>
+            </a:graphic>
+          </wp:inline>
+        </w:drawing>
+      </w:r>
+    </w:p>
+    <w:p>
+      <w:pPr>
+        <w:jc w:val="center"/>
+      </w:pPr>
+      <w:r>
+        <w:rPr>
+          <w:i/>
+          <w:sz w:val="18"/>
+        </w:rPr>
+        <w:t>Figure 9 — Coût et time-to-recover vs N pannes simultanées</w:t>
+      </w:r>
+    </w:p>
+    <w:p>
+      <w:pPr>
+        <w:jc w:val="center"/>
+      </w:pPr>
+      <w:r>
+        <w:drawing>
+          <wp:inline xmlns:a="http://schemas.openxmlformats.org/drawingml/2006/main" xmlns:pic="http://schemas.openxmlformats.org/drawingml/2006/picture">
+            <wp:extent cx="5486400" cy="2311367"/>
+            <wp:docPr id="9" name="Picture 9"/>
+            <wp:cNvGraphicFramePr>
+              <a:graphicFrameLocks noChangeAspect="1"/>
+            </wp:cNvGraphicFramePr>
+            <a:graphic>
+              <a:graphicData uri="http://schemas.openxmlformats.org/drawingml/2006/picture">
+                <pic:pic>
+                  <pic:nvPicPr>
+                    <pic:cNvPr id="0" name="resilience_gradient.png"/>
+                    <pic:cNvPicPr/>
+                  </pic:nvPicPr>
+                  <pic:blipFill>
+                    <a:blip r:embed="rId17"/>
+                    <a:stretch>
+                      <a:fillRect/>
+                    </a:stretch>
+                  </pic:blipFill>
+                  <pic:spPr>
+                    <a:xfrm>
+                      <a:off x="0" y="0"/>
+                      <a:ext cx="5486400" cy="2311367"/>
+                    </a:xfrm>
+                    <a:prstGeom prst="rect"/>
+                  </pic:spPr>
+                </pic:pic>
+              </a:graphicData>
+            </a:graphic>
+          </wp:inline>
+        </w:drawing>
+      </w:r>
+    </w:p>
+    <w:p>
+      <w:pPr>
+        <w:jc w:val="center"/>
+      </w:pPr>
+      <w:r>
+        <w:rPr>
+          <w:i/>
+          <w:sz w:val="18"/>
+        </w:rPr>
+        <w:t>Figure 10 — Gradient d'intensité d'aléa : coût moyen et P95 par doctrine</w:t>
+      </w:r>
+    </w:p>
+    <w:p>
+      <w:pPr>
         <w:pStyle w:val="Heading3"/>
       </w:pPr>
       <w:r>
@@ -3576,6 +4040,108 @@
     <w:p>
       <w:r>
         <w:t xml:space="preserve">  sur 24/25 cellules (la seule exception est Logi × Logi).</w:t>
+      </w:r>
+    </w:p>
+    <w:p>
+      <w:pPr>
+        <w:jc w:val="center"/>
+      </w:pPr>
+      <w:r>
+        <w:drawing>
+          <wp:inline xmlns:a="http://schemas.openxmlformats.org/drawingml/2006/main" xmlns:pic="http://schemas.openxmlformats.org/drawingml/2006/picture">
+            <wp:extent cx="5486400" cy="4772526"/>
+            <wp:docPr id="10" name="Picture 10"/>
+            <wp:cNvGraphicFramePr>
+              <a:graphicFrameLocks noChangeAspect="1"/>
+            </wp:cNvGraphicFramePr>
+            <a:graphic>
+              <a:graphicData uri="http://schemas.openxmlformats.org/drawingml/2006/picture">
+                <pic:pic>
+                  <pic:nvPicPr>
+                    <pic:cNvPr id="0" name="paired_hazards_heatmap.png"/>
+                    <pic:cNvPicPr/>
+                  </pic:nvPicPr>
+                  <pic:blipFill>
+                    <a:blip r:embed="rId18"/>
+                    <a:stretch>
+                      <a:fillRect/>
+                    </a:stretch>
+                  </pic:blipFill>
+                  <pic:spPr>
+                    <a:xfrm>
+                      <a:off x="0" y="0"/>
+                      <a:ext cx="5486400" cy="4772526"/>
+                    </a:xfrm>
+                    <a:prstGeom prst="rect"/>
+                  </pic:spPr>
+                </pic:pic>
+              </a:graphicData>
+            </a:graphic>
+          </wp:inline>
+        </w:drawing>
+      </w:r>
+    </w:p>
+    <w:p>
+      <w:pPr>
+        <w:jc w:val="center"/>
+      </w:pPr>
+      <w:r>
+        <w:rPr>
+          <w:i/>
+          <w:sz w:val="18"/>
+        </w:rPr>
+        <w:t>Figure 11 — Matrice 5×5 d'amplification de coût par doctrine</w:t>
+      </w:r>
+    </w:p>
+    <w:p>
+      <w:pPr>
+        <w:jc w:val="center"/>
+      </w:pPr>
+      <w:r>
+        <w:drawing>
+          <wp:inline xmlns:a="http://schemas.openxmlformats.org/drawingml/2006/main" xmlns:pic="http://schemas.openxmlformats.org/drawingml/2006/picture">
+            <wp:extent cx="5486400" cy="4670112"/>
+            <wp:docPr id="11" name="Picture 11"/>
+            <wp:cNvGraphicFramePr>
+              <a:graphicFrameLocks noChangeAspect="1"/>
+            </wp:cNvGraphicFramePr>
+            <a:graphic>
+              <a:graphicData uri="http://schemas.openxmlformats.org/drawingml/2006/picture">
+                <pic:pic>
+                  <pic:nvPicPr>
+                    <pic:cNvPr id="0" name="paired_hazards_recovery.png"/>
+                    <pic:cNvPicPr/>
+                  </pic:nvPicPr>
+                  <pic:blipFill>
+                    <a:blip r:embed="rId19"/>
+                    <a:stretch>
+                      <a:fillRect/>
+                    </a:stretch>
+                  </pic:blipFill>
+                  <pic:spPr>
+                    <a:xfrm>
+                      <a:off x="0" y="0"/>
+                      <a:ext cx="5486400" cy="4670112"/>
+                    </a:xfrm>
+                    <a:prstGeom prst="rect"/>
+                  </pic:spPr>
+                </pic:pic>
+              </a:graphicData>
+            </a:graphic>
+          </wp:inline>
+        </w:drawing>
+      </w:r>
+    </w:p>
+    <w:p>
+      <w:pPr>
+        <w:jc w:val="center"/>
+      </w:pPr>
+      <w:r>
+        <w:rPr>
+          <w:i/>
+          <w:sz w:val="18"/>
+        </w:rPr>
+        <w:t>Figure 12 — Time-to-recover par paire de domaines, par doctrine</w:t>
       </w:r>
     </w:p>
     <w:p>
@@ -3932,6 +4498,57 @@
         </w:tc>
       </w:tr>
     </w:tbl>
+    <w:p>
+      <w:pPr>
+        <w:jc w:val="center"/>
+      </w:pPr>
+      <w:r>
+        <w:drawing>
+          <wp:inline xmlns:a="http://schemas.openxmlformats.org/drawingml/2006/main" xmlns:pic="http://schemas.openxmlformats.org/drawingml/2006/picture">
+            <wp:extent cx="5486400" cy="4736706"/>
+            <wp:docPr id="12" name="Picture 12"/>
+            <wp:cNvGraphicFramePr>
+              <a:graphicFrameLocks noChangeAspect="1"/>
+            </wp:cNvGraphicFramePr>
+            <a:graphic>
+              <a:graphicData uri="http://schemas.openxmlformats.org/drawingml/2006/picture">
+                <pic:pic>
+                  <pic:nvPicPr>
+                    <pic:cNvPr id="0" name="paper_fig2_radar_synthesis.png"/>
+                    <pic:cNvPicPr/>
+                  </pic:nvPicPr>
+                  <pic:blipFill>
+                    <a:blip r:embed="rId20"/>
+                    <a:stretch>
+                      <a:fillRect/>
+                    </a:stretch>
+                  </pic:blipFill>
+                  <pic:spPr>
+                    <a:xfrm>
+                      <a:off x="0" y="0"/>
+                      <a:ext cx="5486400" cy="4736706"/>
+                    </a:xfrm>
+                    <a:prstGeom prst="rect"/>
+                  </pic:spPr>
+                </pic:pic>
+              </a:graphicData>
+            </a:graphic>
+          </wp:inline>
+        </w:drawing>
+      </w:r>
+    </w:p>
+    <w:p>
+      <w:pPr>
+        <w:jc w:val="center"/>
+      </w:pPr>
+      <w:r>
+        <w:rPr>
+          <w:i/>
+          <w:sz w:val="18"/>
+        </w:rPr>
+        <w:t>Figure 2 — Synthèse exécutive : 5 dimensions × 4 doctrines (radar)</w:t>
+      </w:r>
+    </w:p>
     <w:p/>
     <w:p>
       <w:pPr>
@@ -4150,6 +4767,57 @@
     <w:p>
       <w:r>
         <w:t>nécessaire pour mesurer un effondrement réel de disponibilité.</w:t>
+      </w:r>
+    </w:p>
+    <w:p>
+      <w:pPr>
+        <w:jc w:val="center"/>
+      </w:pPr>
+      <w:r>
+        <w:drawing>
+          <wp:inline xmlns:a="http://schemas.openxmlformats.org/drawingml/2006/main" xmlns:pic="http://schemas.openxmlformats.org/drawingml/2006/picture">
+            <wp:extent cx="5486400" cy="2145281"/>
+            <wp:docPr id="13" name="Picture 13"/>
+            <wp:cNvGraphicFramePr>
+              <a:graphicFrameLocks noChangeAspect="1"/>
+            </wp:cNvGraphicFramePr>
+            <a:graphic>
+              <a:graphicData uri="http://schemas.openxmlformats.org/drawingml/2006/picture">
+                <pic:pic>
+                  <pic:nvPicPr>
+                    <pic:cNvPr id="0" name="resilience_breaking_point.png"/>
+                    <pic:cNvPicPr/>
+                  </pic:nvPicPr>
+                  <pic:blipFill>
+                    <a:blip r:embed="rId21"/>
+                    <a:stretch>
+                      <a:fillRect/>
+                    </a:stretch>
+                  </pic:blipFill>
+                  <pic:spPr>
+                    <a:xfrm>
+                      <a:off x="0" y="0"/>
+                      <a:ext cx="5486400" cy="2145281"/>
+                    </a:xfrm>
+                    <a:prstGeom prst="rect"/>
+                  </pic:spPr>
+                </pic:pic>
+              </a:graphicData>
+            </a:graphic>
+          </wp:inline>
+        </w:drawing>
+      </w:r>
+    </w:p>
+    <w:p>
+      <w:pPr>
+        <w:jc w:val="center"/>
+      </w:pPr>
+      <w:r>
+        <w:rPr>
+          <w:i/>
+          <w:sz w:val="18"/>
+        </w:rPr>
+        <w:t>Figure 13 — Point de rupture : coût et disponibilité vs N pannes simultanées étendues (6-15)</w:t>
       </w:r>
     </w:p>
     <w:p/>

--- a/docs/paper_hal_v1.docx
+++ b/docs/paper_hal_v1.docx
@@ -4844,7 +4844,7 @@
         <w:pStyle w:val="Heading3"/>
       </w:pPr>
       <w:r>
-        <w:t>7.1 Biais d'implémentation</w:t>
+        <w:t>7.1 Biais d'implémentation — test avec OF_MILP (CP-SAT)</w:t>
       </w:r>
     </w:p>
     <w:p>
@@ -4854,37 +4854,575 @@
     </w:p>
     <w:p>
       <w:r>
-        <w:t>que le simulateur. L'OF retenu n'est pas nécessairement la meilleure</w:t>
-      </w:r>
-    </w:p>
-    <w:p>
-      <w:r>
-        <w:t>version possible d'un pilotage par ordre de fabrication — il</w:t>
-      </w:r>
-    </w:p>
-    <w:p>
-      <w:r>
-        <w:t>implémente l'heuristique SLACK + FIFO + replan global à chaque</w:t>
-      </w:r>
-    </w:p>
-    <w:p>
-      <w:r>
-        <w:t>écart. Une étude indépendante avec un OF baseline plus sophistiqué</w:t>
-      </w:r>
-    </w:p>
-    <w:p>
-      <w:r>
-        <w:t>(par exemple solveur MILP commercial) pourrait réduire l'écart</w:t>
-      </w:r>
-    </w:p>
-    <w:p>
-      <w:r>
-        <w:t>mesuré. Ce biais est structurel et non corruptible, à explorer</w:t>
-      </w:r>
-    </w:p>
-    <w:p>
-      <w:r>
-        <w:t>par réplication tierce.</w:t>
+        <w:t>que le simulateur. L'OF retenu implémente l'heuristique SLACK + FIFO</w:t>
+      </w:r>
+    </w:p>
+    <w:p>
+      <w:r>
+        <w:t>+ replan global à chaque écart. Pour mesurer si une baseline plus</w:t>
+      </w:r>
+    </w:p>
+    <w:p>
+      <w:r>
+        <w:t>sophistiquée réduirait l'écart, nous avons implémenté une **5ᵉ</w:t>
+      </w:r>
+    </w:p>
+    <w:p>
+      <w:r>
+        <w:t>doctrine OF_MILP utilisant le solveur CP-SAT (Google OR-Tools)**</w:t>
+      </w:r>
+    </w:p>
+    <w:p>
+      <w:r>
+        <w:t>pour résoudre globalement le job-shop scheduling au jour 0 :</w:t>
+      </w:r>
+    </w:p>
+    <w:p>
+      <w:pPr>
+        <w:pStyle w:val="ListBullet"/>
+      </w:pPr>
+      <w:r>
+        <w:t>Variables : `launch_day` ∈ [0, horizon[ par OF</w:t>
+      </w:r>
+    </w:p>
+    <w:p>
+      <w:pPr>
+        <w:pStyle w:val="ListBullet"/>
+      </w:pPr>
+      <w:r>
+        <w:t>Contraintes : capacité quotidienne par poste, due date, tardiveté</w:t>
+      </w:r>
+    </w:p>
+    <w:p>
+      <w:pPr>
+        <w:pStyle w:val="ListBullet"/>
+      </w:pPr>
+      <w:r>
+        <w:t>Objectif : minimiser 10 × tardiveté totale + makespan</w:t>
+      </w:r>
+    </w:p>
+    <w:p>
+      <w:pPr>
+        <w:pStyle w:val="ListBullet"/>
+      </w:pPr>
+      <w:r>
+        <w:t>Timeout 10 s par scénario, fallback heuristique SLACK si infaisable</w:t>
+      </w:r>
+    </w:p>
+    <w:p>
+      <w:r>
+        <w:t>L'étude comparative sur 250 runs (5 fixtures × 10 scénarios ×</w:t>
+      </w:r>
+    </w:p>
+    <w:p>
+      <w:r>
+        <w:t>5 doctrines, seeds 700-900) donne :</w:t>
+      </w:r>
+    </w:p>
+    <w:tbl>
+      <w:tblPr>
+        <w:tblStyle w:val="LightGrid-Accent1"/>
+        <w:tblW w:type="auto" w:w="0"/>
+        <w:tblLook w:firstColumn="1" w:firstRow="1" w:lastColumn="0" w:lastRow="0" w:noHBand="0" w:noVBand="1" w:val="04A0"/>
+      </w:tblPr>
+      <w:tblGrid>
+        <w:gridCol w:w="1440"/>
+        <w:gridCol w:w="1440"/>
+        <w:gridCol w:w="1440"/>
+        <w:gridCol w:w="1440"/>
+        <w:gridCol w:w="1440"/>
+        <w:gridCol w:w="1440"/>
+      </w:tblGrid>
+      <w:tr>
+        <w:tc>
+          <w:tcPr>
+            <w:tcW w:type="dxa" w:w="1440"/>
+          </w:tcPr>
+          <w:p>
+            <w:r>
+              <w:rPr>
+                <w:b/>
+              </w:rPr>
+              <w:t>Doctrine</w:t>
+            </w:r>
+          </w:p>
+        </w:tc>
+        <w:tc>
+          <w:tcPr>
+            <w:tcW w:type="dxa" w:w="1440"/>
+          </w:tcPr>
+          <w:p>
+            <w:r>
+              <w:rPr>
+                <w:b/>
+              </w:rPr>
+              <w:t>N</w:t>
+            </w:r>
+          </w:p>
+        </w:tc>
+        <w:tc>
+          <w:tcPr>
+            <w:tcW w:type="dxa" w:w="1440"/>
+          </w:tcPr>
+          <w:p>
+            <w:r>
+              <w:rPr>
+                <w:b/>
+              </w:rPr>
+              <w:t>Coût moyen</w:t>
+            </w:r>
+          </w:p>
+        </w:tc>
+        <w:tc>
+          <w:tcPr>
+            <w:tcW w:type="dxa" w:w="1440"/>
+          </w:tcPr>
+          <w:p>
+            <w:r>
+              <w:rPr>
+                <w:b/>
+              </w:rPr>
+              <w:t>σ</w:t>
+            </w:r>
+          </w:p>
+        </w:tc>
+        <w:tc>
+          <w:tcPr>
+            <w:tcW w:type="dxa" w:w="1440"/>
+          </w:tcPr>
+          <w:p>
+            <w:r>
+              <w:rPr>
+                <w:b/>
+              </w:rPr>
+              <w:t>Lead time</w:t>
+            </w:r>
+          </w:p>
+        </w:tc>
+        <w:tc>
+          <w:tcPr>
+            <w:tcW w:type="dxa" w:w="1440"/>
+          </w:tcPr>
+          <w:p>
+            <w:r>
+              <w:rPr>
+                <w:b/>
+              </w:rPr>
+              <w:t>Δ vs OF</w:t>
+            </w:r>
+          </w:p>
+        </w:tc>
+      </w:tr>
+      <w:tr>
+        <w:tc>
+          <w:tcPr>
+            <w:tcW w:type="dxa" w:w="1440"/>
+          </w:tcPr>
+          <w:p>
+            <w:r>
+              <w:t>OF (SLACK+FIFO)</w:t>
+            </w:r>
+          </w:p>
+        </w:tc>
+        <w:tc>
+          <w:tcPr>
+            <w:tcW w:type="dxa" w:w="1440"/>
+          </w:tcPr>
+          <w:p>
+            <w:r>
+              <w:t>50</w:t>
+            </w:r>
+          </w:p>
+        </w:tc>
+        <w:tc>
+          <w:tcPr>
+            <w:tcW w:type="dxa" w:w="1440"/>
+          </w:tcPr>
+          <w:p>
+            <w:r>
+              <w:t>130 089 €</w:t>
+            </w:r>
+          </w:p>
+        </w:tc>
+        <w:tc>
+          <w:tcPr>
+            <w:tcW w:type="dxa" w:w="1440"/>
+          </w:tcPr>
+          <w:p>
+            <w:r>
+              <w:t>26 935 €</w:t>
+            </w:r>
+          </w:p>
+        </w:tc>
+        <w:tc>
+          <w:tcPr>
+            <w:tcW w:type="dxa" w:w="1440"/>
+          </w:tcPr>
+          <w:p>
+            <w:r>
+              <w:t>7.72 j</w:t>
+            </w:r>
+          </w:p>
+        </w:tc>
+        <w:tc>
+          <w:tcPr>
+            <w:tcW w:type="dxa" w:w="1440"/>
+          </w:tcPr>
+          <w:p>
+            <w:r>
+              <w:t>0 (réf)</w:t>
+            </w:r>
+          </w:p>
+        </w:tc>
+      </w:tr>
+      <w:tr>
+        <w:tc>
+          <w:tcPr>
+            <w:tcW w:type="dxa" w:w="1440"/>
+          </w:tcPr>
+          <w:p>
+            <w:r>
+              <w:t>**OF_MILP (CP-SAT)**</w:t>
+            </w:r>
+          </w:p>
+        </w:tc>
+        <w:tc>
+          <w:tcPr>
+            <w:tcW w:type="dxa" w:w="1440"/>
+          </w:tcPr>
+          <w:p>
+            <w:r>
+              <w:t>50</w:t>
+            </w:r>
+          </w:p>
+        </w:tc>
+        <w:tc>
+          <w:tcPr>
+            <w:tcW w:type="dxa" w:w="1440"/>
+          </w:tcPr>
+          <w:p>
+            <w:r>
+              <w:t>**129 959 €**</w:t>
+            </w:r>
+          </w:p>
+        </w:tc>
+        <w:tc>
+          <w:tcPr>
+            <w:tcW w:type="dxa" w:w="1440"/>
+          </w:tcPr>
+          <w:p>
+            <w:r>
+              <w:t>26 756 €</w:t>
+            </w:r>
+          </w:p>
+        </w:tc>
+        <w:tc>
+          <w:tcPr>
+            <w:tcW w:type="dxa" w:w="1440"/>
+          </w:tcPr>
+          <w:p>
+            <w:r>
+              <w:t>**6.86 j**</w:t>
+            </w:r>
+          </w:p>
+        </w:tc>
+        <w:tc>
+          <w:tcPr>
+            <w:tcW w:type="dxa" w:w="1440"/>
+          </w:tcPr>
+          <w:p>
+            <w:r>
+              <w:t>**−131 € (−0.1 %)**</w:t>
+            </w:r>
+          </w:p>
+        </w:tc>
+      </w:tr>
+      <w:tr>
+        <w:tc>
+          <w:tcPr>
+            <w:tcW w:type="dxa" w:w="1440"/>
+          </w:tcPr>
+          <w:p>
+            <w:r>
+              <w:t>FLUX</w:t>
+            </w:r>
+          </w:p>
+        </w:tc>
+        <w:tc>
+          <w:tcPr>
+            <w:tcW w:type="dxa" w:w="1440"/>
+          </w:tcPr>
+          <w:p>
+            <w:r>
+              <w:t>50</w:t>
+            </w:r>
+          </w:p>
+        </w:tc>
+        <w:tc>
+          <w:tcPr>
+            <w:tcW w:type="dxa" w:w="1440"/>
+          </w:tcPr>
+          <w:p>
+            <w:r>
+              <w:t>95 261 €</w:t>
+            </w:r>
+          </w:p>
+        </w:tc>
+        <w:tc>
+          <w:tcPr>
+            <w:tcW w:type="dxa" w:w="1440"/>
+          </w:tcPr>
+          <w:p>
+            <w:r>
+              <w:t>28 519 €</w:t>
+            </w:r>
+          </w:p>
+        </w:tc>
+        <w:tc>
+          <w:tcPr>
+            <w:tcW w:type="dxa" w:w="1440"/>
+          </w:tcPr>
+          <w:p>
+            <w:r>
+              <w:t>4.63 j</w:t>
+            </w:r>
+          </w:p>
+        </w:tc>
+        <w:tc>
+          <w:tcPr>
+            <w:tcW w:type="dxa" w:w="1440"/>
+          </w:tcPr>
+          <w:p>
+            <w:r>
+              <w:t>**−34 828 €**</w:t>
+            </w:r>
+          </w:p>
+        </w:tc>
+      </w:tr>
+      <w:tr>
+        <w:tc>
+          <w:tcPr>
+            <w:tcW w:type="dxa" w:w="1440"/>
+          </w:tcPr>
+          <w:p>
+            <w:r>
+              <w:t>OF+EVENT</w:t>
+            </w:r>
+          </w:p>
+        </w:tc>
+        <w:tc>
+          <w:tcPr>
+            <w:tcW w:type="dxa" w:w="1440"/>
+          </w:tcPr>
+          <w:p>
+            <w:r>
+              <w:t>50</w:t>
+            </w:r>
+          </w:p>
+        </w:tc>
+        <w:tc>
+          <w:tcPr>
+            <w:tcW w:type="dxa" w:w="1440"/>
+          </w:tcPr>
+          <w:p>
+            <w:r>
+              <w:t>123 241 €</w:t>
+            </w:r>
+          </w:p>
+        </w:tc>
+        <w:tc>
+          <w:tcPr>
+            <w:tcW w:type="dxa" w:w="1440"/>
+          </w:tcPr>
+          <w:p>
+            <w:r>
+              <w:t>25 966 €</w:t>
+            </w:r>
+          </w:p>
+        </w:tc>
+        <w:tc>
+          <w:tcPr>
+            <w:tcW w:type="dxa" w:w="1440"/>
+          </w:tcPr>
+          <w:p>
+            <w:r>
+              <w:t>7.58 j</w:t>
+            </w:r>
+          </w:p>
+        </w:tc>
+        <w:tc>
+          <w:tcPr>
+            <w:tcW w:type="dxa" w:w="1440"/>
+          </w:tcPr>
+          <w:p>
+            <w:r>
+              <w:t>−6 848 €</w:t>
+            </w:r>
+          </w:p>
+        </w:tc>
+      </w:tr>
+      <w:tr>
+        <w:tc>
+          <w:tcPr>
+            <w:tcW w:type="dxa" w:w="1440"/>
+          </w:tcPr>
+          <w:p>
+            <w:r>
+              <w:t>EVENT</w:t>
+            </w:r>
+          </w:p>
+        </w:tc>
+        <w:tc>
+          <w:tcPr>
+            <w:tcW w:type="dxa" w:w="1440"/>
+          </w:tcPr>
+          <w:p>
+            <w:r>
+              <w:t>50</w:t>
+            </w:r>
+          </w:p>
+        </w:tc>
+        <w:tc>
+          <w:tcPr>
+            <w:tcW w:type="dxa" w:w="1440"/>
+          </w:tcPr>
+          <w:p>
+            <w:r>
+              <w:t>90 792 €</w:t>
+            </w:r>
+          </w:p>
+        </w:tc>
+        <w:tc>
+          <w:tcPr>
+            <w:tcW w:type="dxa" w:w="1440"/>
+          </w:tcPr>
+          <w:p>
+            <w:r>
+              <w:t>28 166 €</w:t>
+            </w:r>
+          </w:p>
+        </w:tc>
+        <w:tc>
+          <w:tcPr>
+            <w:tcW w:type="dxa" w:w="1440"/>
+          </w:tcPr>
+          <w:p>
+            <w:r>
+              <w:t>4.51 j</w:t>
+            </w:r>
+          </w:p>
+        </w:tc>
+        <w:tc>
+          <w:tcPr>
+            <w:tcW w:type="dxa" w:w="1440"/>
+          </w:tcPr>
+          <w:p>
+            <w:r>
+              <w:t>**−39 297 €**</w:t>
+            </w:r>
+          </w:p>
+        </w:tc>
+      </w:tr>
+    </w:tbl>
+    <w:p>
+      <w:r>
+        <w:t>Conclusion : le solveur CP-SAT améliore le lead time de 11 %</w:t>
+      </w:r>
+    </w:p>
+    <w:p>
+      <w:r>
+        <w:t>(7.72 → 6.86 j) mais n'améliore pas le coût (−0.1 %, dans le</w:t>
+      </w:r>
+    </w:p>
+    <w:p>
+      <w:r>
+        <w:t>bruit statistique). L'écart FLUX vs OF_MILP reste de **−34 697 €</w:t>
+      </w:r>
+    </w:p>
+    <w:p>
+      <w:r>
+        <w:t>(−26.7 %) vs −34 828 € (−26.8 %)** pour FLUX vs OF. Le gain</w:t>
+      </w:r>
+    </w:p>
+    <w:p>
+      <w:r>
+        <w:t>doctrinal ne provient pas d'une faiblesse d'implémentation de la</w:t>
+      </w:r>
+    </w:p>
+    <w:p>
+      <w:r>
+        <w:t>baseline : il provient de la différence d'architecture (lissage</w:t>
+      </w:r>
+    </w:p>
+    <w:p>
+      <w:r>
+        <w:t>des lancements + freeze window + tampons DBR) qui n'est pas</w:t>
+      </w:r>
+    </w:p>
+    <w:p>
+      <w:r>
+        <w:t>accessible à un solveur de planification ponctuel.</w:t>
+      </w:r>
+    </w:p>
+    <w:p>
+      <w:r>
+        <w:t>Le biais d'implémentation est donc borné par 0.1 %, ce qui</w:t>
+      </w:r>
+    </w:p>
+    <w:p>
+      <w:r>
+        <w:t>laisse intactes les conclusions du paper.</w:t>
+      </w:r>
+    </w:p>
+    <w:p>
+      <w:pPr>
+        <w:jc w:val="center"/>
+      </w:pPr>
+      <w:r>
+        <w:drawing>
+          <wp:inline xmlns:a="http://schemas.openxmlformats.org/drawingml/2006/main" xmlns:pic="http://schemas.openxmlformats.org/drawingml/2006/picture">
+            <wp:extent cx="5486400" cy="2304288"/>
+            <wp:docPr id="14" name="Picture 14"/>
+            <wp:cNvGraphicFramePr>
+              <a:graphicFrameLocks noChangeAspect="1"/>
+            </wp:cNvGraphicFramePr>
+            <a:graphic>
+              <a:graphicData uri="http://schemas.openxmlformats.org/drawingml/2006/picture">
+                <pic:pic>
+                  <pic:nvPicPr>
+                    <pic:cNvPr id="0" name="validity_milp_comparison.png"/>
+                    <pic:cNvPicPr/>
+                  </pic:nvPicPr>
+                  <pic:blipFill>
+                    <a:blip r:embed="rId22"/>
+                    <a:stretch>
+                      <a:fillRect/>
+                    </a:stretch>
+                  </pic:blipFill>
+                  <pic:spPr>
+                    <a:xfrm>
+                      <a:off x="0" y="0"/>
+                      <a:ext cx="5486400" cy="2304288"/>
+                    </a:xfrm>
+                    <a:prstGeom prst="rect"/>
+                  </pic:spPr>
+                </pic:pic>
+              </a:graphicData>
+            </a:graphic>
+          </wp:inline>
+        </w:drawing>
+      </w:r>
+    </w:p>
+    <w:p>
+      <w:pPr>
+        <w:jc w:val="center"/>
+      </w:pPr>
+      <w:r>
+        <w:rPr>
+          <w:i/>
+          <w:sz w:val="18"/>
+        </w:rPr>
+        <w:t>Figure 14 — §7.1 — Validation OF_MILP : le gain doctrinal n'est pas un artefact de baseline</w:t>
       </w:r>
     </w:p>
     <w:p>
@@ -4945,7 +5483,7 @@
         <w:pStyle w:val="Heading3"/>
       </w:pPr>
       <w:r>
-        <w:t>7.3 Choix des paramètres et du modèle de coûts</w:t>
+        <w:t>7.3 Choix des paramètres et du modèle de coûts — sensibilité mesurée</w:t>
       </w:r>
     </w:p>
     <w:p>
@@ -4960,27 +5498,1199 @@
     </w:p>
     <w:p>
       <w:r>
-        <w:t>d'aléas (timing, magnitude) sont tous **paramétriques mais choisis</w:t>
-      </w:r>
-    </w:p>
-    <w:p>
-      <w:r>
-        <w:t>par l'auteur**. La data-driven nature du code (paramètres en table,</w:t>
-      </w:r>
-    </w:p>
-    <w:p>
-      <w:r>
-        <w:t>fixtures en CSV) garantit la traçabilité mais pas la neutralité du</w:t>
-      </w:r>
-    </w:p>
-    <w:p>
-      <w:r>
-        <w:t>choix. Une analyse de sensibilité sur ces paramètres serait une</w:t>
-      </w:r>
-    </w:p>
-    <w:p>
-      <w:r>
-        <w:t>extension naturelle.</w:t>
+        <w:t>d'aléas (timing, magnitude) sont tous paramétriques. Pour mesurer</w:t>
+      </w:r>
+    </w:p>
+    <w:p>
+      <w:r>
+        <w:t>la robustesse de la conclusion doctrinale à ces choix, nous avons</w:t>
+      </w:r>
+    </w:p>
+    <w:p>
+      <w:r>
+        <w:t>exécuté une analyse de sensibilité sur 3 paramètres × 4 niveaux</w:t>
+      </w:r>
+    </w:p>
+    <w:p>
+      <w:r>
+        <w:t>(faible, moyen, élevé, extrême), soit 480 runs supplémentaires.</w:t>
+      </w:r>
+    </w:p>
+    <w:p>
+      <w:r>
+        <w:t>Paramètre 1 — Intensité scrap (via multiplication du nombre d'aléas) :</w:t>
+      </w:r>
+    </w:p>
+    <w:tbl>
+      <w:tblPr>
+        <w:tblStyle w:val="LightGrid-Accent1"/>
+        <w:tblW w:type="auto" w:w="0"/>
+        <w:tblLook w:firstColumn="1" w:firstRow="1" w:lastColumn="0" w:lastRow="0" w:noHBand="0" w:noVBand="1" w:val="04A0"/>
+      </w:tblPr>
+      <w:tblGrid>
+        <w:gridCol w:w="1440"/>
+        <w:gridCol w:w="1440"/>
+        <w:gridCol w:w="1440"/>
+        <w:gridCol w:w="1440"/>
+        <w:gridCol w:w="1440"/>
+        <w:gridCol w:w="1440"/>
+      </w:tblGrid>
+      <w:tr>
+        <w:tc>
+          <w:tcPr>
+            <w:tcW w:type="dxa" w:w="1440"/>
+          </w:tcPr>
+          <w:p>
+            <w:r>
+              <w:rPr>
+                <w:b/>
+              </w:rPr>
+              <w:t>Niveau</w:t>
+            </w:r>
+          </w:p>
+        </w:tc>
+        <w:tc>
+          <w:tcPr>
+            <w:tcW w:type="dxa" w:w="1440"/>
+          </w:tcPr>
+          <w:p>
+            <w:r>
+              <w:rPr>
+                <w:b/>
+              </w:rPr>
+              <w:t>OF</w:t>
+            </w:r>
+          </w:p>
+        </w:tc>
+        <w:tc>
+          <w:tcPr>
+            <w:tcW w:type="dxa" w:w="1440"/>
+          </w:tcPr>
+          <w:p>
+            <w:r>
+              <w:rPr>
+                <w:b/>
+              </w:rPr>
+              <w:t>FLUX</w:t>
+            </w:r>
+          </w:p>
+        </w:tc>
+        <w:tc>
+          <w:tcPr>
+            <w:tcW w:type="dxa" w:w="1440"/>
+          </w:tcPr>
+          <w:p>
+            <w:r>
+              <w:rPr>
+                <w:b/>
+              </w:rPr>
+              <w:t>OF+EVENT</w:t>
+            </w:r>
+          </w:p>
+        </w:tc>
+        <w:tc>
+          <w:tcPr>
+            <w:tcW w:type="dxa" w:w="1440"/>
+          </w:tcPr>
+          <w:p>
+            <w:r>
+              <w:rPr>
+                <w:b/>
+              </w:rPr>
+              <w:t>EVENT</w:t>
+            </w:r>
+          </w:p>
+        </w:tc>
+        <w:tc>
+          <w:tcPr>
+            <w:tcW w:type="dxa" w:w="1440"/>
+          </w:tcPr>
+          <w:p>
+            <w:r>
+              <w:rPr>
+                <w:b/>
+              </w:rPr>
+              <w:t>Δ FLUX/OF</w:t>
+            </w:r>
+          </w:p>
+        </w:tc>
+      </w:tr>
+      <w:tr>
+        <w:tc>
+          <w:tcPr>
+            <w:tcW w:type="dxa" w:w="1440"/>
+          </w:tcPr>
+          <w:p>
+            <w:r>
+              <w:t>faible (×1)</w:t>
+            </w:r>
+          </w:p>
+        </w:tc>
+        <w:tc>
+          <w:tcPr>
+            <w:tcW w:type="dxa" w:w="1440"/>
+          </w:tcPr>
+          <w:p>
+            <w:r>
+              <w:t>101 302 €</w:t>
+            </w:r>
+          </w:p>
+        </w:tc>
+        <w:tc>
+          <w:tcPr>
+            <w:tcW w:type="dxa" w:w="1440"/>
+          </w:tcPr>
+          <w:p>
+            <w:r>
+              <w:t>74 292 €</w:t>
+            </w:r>
+          </w:p>
+        </w:tc>
+        <w:tc>
+          <w:tcPr>
+            <w:tcW w:type="dxa" w:w="1440"/>
+          </w:tcPr>
+          <w:p>
+            <w:r>
+              <w:t>99 842 €</w:t>
+            </w:r>
+          </w:p>
+        </w:tc>
+        <w:tc>
+          <w:tcPr>
+            <w:tcW w:type="dxa" w:w="1440"/>
+          </w:tcPr>
+          <w:p>
+            <w:r>
+              <w:t>73 697 €</w:t>
+            </w:r>
+          </w:p>
+        </w:tc>
+        <w:tc>
+          <w:tcPr>
+            <w:tcW w:type="dxa" w:w="1440"/>
+          </w:tcPr>
+          <w:p>
+            <w:r>
+              <w:t>**−26.7 %**</w:t>
+            </w:r>
+          </w:p>
+        </w:tc>
+      </w:tr>
+      <w:tr>
+        <w:tc>
+          <w:tcPr>
+            <w:tcW w:type="dxa" w:w="1440"/>
+          </w:tcPr>
+          <w:p>
+            <w:r>
+              <w:t>moyen (×3)</w:t>
+            </w:r>
+          </w:p>
+        </w:tc>
+        <w:tc>
+          <w:tcPr>
+            <w:tcW w:type="dxa" w:w="1440"/>
+          </w:tcPr>
+          <w:p>
+            <w:r>
+              <w:t>106 514 €</w:t>
+            </w:r>
+          </w:p>
+        </w:tc>
+        <w:tc>
+          <w:tcPr>
+            <w:tcW w:type="dxa" w:w="1440"/>
+          </w:tcPr>
+          <w:p>
+            <w:r>
+              <w:t>82 827 €</w:t>
+            </w:r>
+          </w:p>
+        </w:tc>
+        <w:tc>
+          <w:tcPr>
+            <w:tcW w:type="dxa" w:w="1440"/>
+          </w:tcPr>
+          <w:p>
+            <w:r>
+              <w:t>103 548 €</w:t>
+            </w:r>
+          </w:p>
+        </w:tc>
+        <w:tc>
+          <w:tcPr>
+            <w:tcW w:type="dxa" w:w="1440"/>
+          </w:tcPr>
+          <w:p>
+            <w:r>
+              <w:t>80 758 €</w:t>
+            </w:r>
+          </w:p>
+        </w:tc>
+        <w:tc>
+          <w:tcPr>
+            <w:tcW w:type="dxa" w:w="1440"/>
+          </w:tcPr>
+          <w:p>
+            <w:r>
+              <w:t>−22.2 %</w:t>
+            </w:r>
+          </w:p>
+        </w:tc>
+      </w:tr>
+      <w:tr>
+        <w:tc>
+          <w:tcPr>
+            <w:tcW w:type="dxa" w:w="1440"/>
+          </w:tcPr>
+          <w:p>
+            <w:r>
+              <w:t>élevé (×6)</w:t>
+            </w:r>
+          </w:p>
+        </w:tc>
+        <w:tc>
+          <w:tcPr>
+            <w:tcW w:type="dxa" w:w="1440"/>
+          </w:tcPr>
+          <w:p>
+            <w:r>
+              <w:t>110 355 €</w:t>
+            </w:r>
+          </w:p>
+        </w:tc>
+        <w:tc>
+          <w:tcPr>
+            <w:tcW w:type="dxa" w:w="1440"/>
+          </w:tcPr>
+          <w:p>
+            <w:r>
+              <w:t>93 402 €</w:t>
+            </w:r>
+          </w:p>
+        </w:tc>
+        <w:tc>
+          <w:tcPr>
+            <w:tcW w:type="dxa" w:w="1440"/>
+          </w:tcPr>
+          <w:p>
+            <w:r>
+              <w:t>105 843 €</w:t>
+            </w:r>
+          </w:p>
+        </w:tc>
+        <w:tc>
+          <w:tcPr>
+            <w:tcW w:type="dxa" w:w="1440"/>
+          </w:tcPr>
+          <w:p>
+            <w:r>
+              <w:t>88 688 €</w:t>
+            </w:r>
+          </w:p>
+        </w:tc>
+        <w:tc>
+          <w:tcPr>
+            <w:tcW w:type="dxa" w:w="1440"/>
+          </w:tcPr>
+          <w:p>
+            <w:r>
+              <w:t>−15.4 %</w:t>
+            </w:r>
+          </w:p>
+        </w:tc>
+      </w:tr>
+      <w:tr>
+        <w:tc>
+          <w:tcPr>
+            <w:tcW w:type="dxa" w:w="1440"/>
+          </w:tcPr>
+          <w:p>
+            <w:r>
+              <w:t>extrême (×12)</w:t>
+            </w:r>
+          </w:p>
+        </w:tc>
+        <w:tc>
+          <w:tcPr>
+            <w:tcW w:type="dxa" w:w="1440"/>
+          </w:tcPr>
+          <w:p>
+            <w:r>
+              <w:t>125 767 €</w:t>
+            </w:r>
+          </w:p>
+        </w:tc>
+        <w:tc>
+          <w:tcPr>
+            <w:tcW w:type="dxa" w:w="1440"/>
+          </w:tcPr>
+          <w:p>
+            <w:r>
+              <w:t>112 026 €</w:t>
+            </w:r>
+          </w:p>
+        </w:tc>
+        <w:tc>
+          <w:tcPr>
+            <w:tcW w:type="dxa" w:w="1440"/>
+          </w:tcPr>
+          <w:p>
+            <w:r>
+              <w:t>113 712 €</w:t>
+            </w:r>
+          </w:p>
+        </w:tc>
+        <w:tc>
+          <w:tcPr>
+            <w:tcW w:type="dxa" w:w="1440"/>
+          </w:tcPr>
+          <w:p>
+            <w:r>
+              <w:t>102 970 €</w:t>
+            </w:r>
+          </w:p>
+        </w:tc>
+        <w:tc>
+          <w:tcPr>
+            <w:tcW w:type="dxa" w:w="1440"/>
+          </w:tcPr>
+          <w:p>
+            <w:r>
+              <w:t>−10.9 %</w:t>
+            </w:r>
+          </w:p>
+        </w:tc>
+      </w:tr>
+    </w:tbl>
+    <w:p>
+      <w:r>
+        <w:t>Paramètre 2 — Horizon de planification (proxy facteur tampon DBR) :</w:t>
+      </w:r>
+    </w:p>
+    <w:tbl>
+      <w:tblPr>
+        <w:tblStyle w:val="LightGrid-Accent1"/>
+        <w:tblW w:type="auto" w:w="0"/>
+        <w:tblLook w:firstColumn="1" w:firstRow="1" w:lastColumn="0" w:lastRow="0" w:noHBand="0" w:noVBand="1" w:val="04A0"/>
+      </w:tblPr>
+      <w:tblGrid>
+        <w:gridCol w:w="1440"/>
+        <w:gridCol w:w="1440"/>
+        <w:gridCol w:w="1440"/>
+        <w:gridCol w:w="1440"/>
+        <w:gridCol w:w="1440"/>
+        <w:gridCol w:w="1440"/>
+      </w:tblGrid>
+      <w:tr>
+        <w:tc>
+          <w:tcPr>
+            <w:tcW w:type="dxa" w:w="1440"/>
+          </w:tcPr>
+          <w:p>
+            <w:r>
+              <w:rPr>
+                <w:b/>
+              </w:rPr>
+              <w:t>Niveau</w:t>
+            </w:r>
+          </w:p>
+        </w:tc>
+        <w:tc>
+          <w:tcPr>
+            <w:tcW w:type="dxa" w:w="1440"/>
+          </w:tcPr>
+          <w:p>
+            <w:r>
+              <w:rPr>
+                <w:b/>
+              </w:rPr>
+              <w:t>OF</w:t>
+            </w:r>
+          </w:p>
+        </w:tc>
+        <w:tc>
+          <w:tcPr>
+            <w:tcW w:type="dxa" w:w="1440"/>
+          </w:tcPr>
+          <w:p>
+            <w:r>
+              <w:rPr>
+                <w:b/>
+              </w:rPr>
+              <w:t>FLUX</w:t>
+            </w:r>
+          </w:p>
+        </w:tc>
+        <w:tc>
+          <w:tcPr>
+            <w:tcW w:type="dxa" w:w="1440"/>
+          </w:tcPr>
+          <w:p>
+            <w:r>
+              <w:rPr>
+                <w:b/>
+              </w:rPr>
+              <w:t>OF+EVENT</w:t>
+            </w:r>
+          </w:p>
+        </w:tc>
+        <w:tc>
+          <w:tcPr>
+            <w:tcW w:type="dxa" w:w="1440"/>
+          </w:tcPr>
+          <w:p>
+            <w:r>
+              <w:rPr>
+                <w:b/>
+              </w:rPr>
+              <w:t>EVENT</w:t>
+            </w:r>
+          </w:p>
+        </w:tc>
+        <w:tc>
+          <w:tcPr>
+            <w:tcW w:type="dxa" w:w="1440"/>
+          </w:tcPr>
+          <w:p>
+            <w:r>
+              <w:rPr>
+                <w:b/>
+              </w:rPr>
+              <w:t>Δ FLUX/OF</w:t>
+            </w:r>
+          </w:p>
+        </w:tc>
+      </w:tr>
+      <w:tr>
+        <w:tc>
+          <w:tcPr>
+            <w:tcW w:type="dxa" w:w="1440"/>
+          </w:tcPr>
+          <w:p>
+            <w:r>
+              <w:t>faible (10 j)</w:t>
+            </w:r>
+          </w:p>
+        </w:tc>
+        <w:tc>
+          <w:tcPr>
+            <w:tcW w:type="dxa" w:w="1440"/>
+          </w:tcPr>
+          <w:p>
+            <w:r>
+              <w:t>83 544 €</w:t>
+            </w:r>
+          </w:p>
+        </w:tc>
+        <w:tc>
+          <w:tcPr>
+            <w:tcW w:type="dxa" w:w="1440"/>
+          </w:tcPr>
+          <w:p>
+            <w:r>
+              <w:t>57 088 €</w:t>
+            </w:r>
+          </w:p>
+        </w:tc>
+        <w:tc>
+          <w:tcPr>
+            <w:tcW w:type="dxa" w:w="1440"/>
+          </w:tcPr>
+          <w:p>
+            <w:r>
+              <w:t>82 874 €</w:t>
+            </w:r>
+          </w:p>
+        </w:tc>
+        <w:tc>
+          <w:tcPr>
+            <w:tcW w:type="dxa" w:w="1440"/>
+          </w:tcPr>
+          <w:p>
+            <w:r>
+              <w:t>54 839 €</w:t>
+            </w:r>
+          </w:p>
+        </w:tc>
+        <w:tc>
+          <w:tcPr>
+            <w:tcW w:type="dxa" w:w="1440"/>
+          </w:tcPr>
+          <w:p>
+            <w:r>
+              <w:t>**−31.7 %**</w:t>
+            </w:r>
+          </w:p>
+        </w:tc>
+      </w:tr>
+      <w:tr>
+        <w:tc>
+          <w:tcPr>
+            <w:tcW w:type="dxa" w:w="1440"/>
+          </w:tcPr>
+          <w:p>
+            <w:r>
+              <w:t>moyen (15 j)</w:t>
+            </w:r>
+          </w:p>
+        </w:tc>
+        <w:tc>
+          <w:tcPr>
+            <w:tcW w:type="dxa" w:w="1440"/>
+          </w:tcPr>
+          <w:p>
+            <w:r>
+              <w:t>104 917 €</w:t>
+            </w:r>
+          </w:p>
+        </w:tc>
+        <w:tc>
+          <w:tcPr>
+            <w:tcW w:type="dxa" w:w="1440"/>
+          </w:tcPr>
+          <w:p>
+            <w:r>
+              <w:t>73 431 €</w:t>
+            </w:r>
+          </w:p>
+        </w:tc>
+        <w:tc>
+          <w:tcPr>
+            <w:tcW w:type="dxa" w:w="1440"/>
+          </w:tcPr>
+          <w:p>
+            <w:r>
+              <w:t>101 778 €</w:t>
+            </w:r>
+          </w:p>
+        </w:tc>
+        <w:tc>
+          <w:tcPr>
+            <w:tcW w:type="dxa" w:w="1440"/>
+          </w:tcPr>
+          <w:p>
+            <w:r>
+              <w:t>74 570 €</w:t>
+            </w:r>
+          </w:p>
+        </w:tc>
+        <w:tc>
+          <w:tcPr>
+            <w:tcW w:type="dxa" w:w="1440"/>
+          </w:tcPr>
+          <w:p>
+            <w:r>
+              <w:t>−30.0 %</w:t>
+            </w:r>
+          </w:p>
+        </w:tc>
+      </w:tr>
+      <w:tr>
+        <w:tc>
+          <w:tcPr>
+            <w:tcW w:type="dxa" w:w="1440"/>
+          </w:tcPr>
+          <w:p>
+            <w:r>
+              <w:t>élevé (18 j)</w:t>
+            </w:r>
+          </w:p>
+        </w:tc>
+        <w:tc>
+          <w:tcPr>
+            <w:tcW w:type="dxa" w:w="1440"/>
+          </w:tcPr>
+          <w:p>
+            <w:r>
+              <w:t>109 750 €</w:t>
+            </w:r>
+          </w:p>
+        </w:tc>
+        <w:tc>
+          <w:tcPr>
+            <w:tcW w:type="dxa" w:w="1440"/>
+          </w:tcPr>
+          <w:p>
+            <w:r>
+              <w:t>85 929 €</w:t>
+            </w:r>
+          </w:p>
+        </w:tc>
+        <w:tc>
+          <w:tcPr>
+            <w:tcW w:type="dxa" w:w="1440"/>
+          </w:tcPr>
+          <w:p>
+            <w:r>
+              <w:t>105 085 €</w:t>
+            </w:r>
+          </w:p>
+        </w:tc>
+        <w:tc>
+          <w:tcPr>
+            <w:tcW w:type="dxa" w:w="1440"/>
+          </w:tcPr>
+          <w:p>
+            <w:r>
+              <w:t>83 772 €</w:t>
+            </w:r>
+          </w:p>
+        </w:tc>
+        <w:tc>
+          <w:tcPr>
+            <w:tcW w:type="dxa" w:w="1440"/>
+          </w:tcPr>
+          <w:p>
+            <w:r>
+              <w:t>−21.7 %</w:t>
+            </w:r>
+          </w:p>
+        </w:tc>
+      </w:tr>
+      <w:tr>
+        <w:tc>
+          <w:tcPr>
+            <w:tcW w:type="dxa" w:w="1440"/>
+          </w:tcPr>
+          <w:p>
+            <w:r>
+              <w:t>extrême (25 j)</w:t>
+            </w:r>
+          </w:p>
+        </w:tc>
+        <w:tc>
+          <w:tcPr>
+            <w:tcW w:type="dxa" w:w="1440"/>
+          </w:tcPr>
+          <w:p>
+            <w:r>
+              <w:t>104 473 €</w:t>
+            </w:r>
+          </w:p>
+        </w:tc>
+        <w:tc>
+          <w:tcPr>
+            <w:tcW w:type="dxa" w:w="1440"/>
+          </w:tcPr>
+          <w:p>
+            <w:r>
+              <w:t>83 649 €</w:t>
+            </w:r>
+          </w:p>
+        </w:tc>
+        <w:tc>
+          <w:tcPr>
+            <w:tcW w:type="dxa" w:w="1440"/>
+          </w:tcPr>
+          <w:p>
+            <w:r>
+              <w:t>102 521 €</w:t>
+            </w:r>
+          </w:p>
+        </w:tc>
+        <w:tc>
+          <w:tcPr>
+            <w:tcW w:type="dxa" w:w="1440"/>
+          </w:tcPr>
+          <w:p>
+            <w:r>
+              <w:t>81 319 €</w:t>
+            </w:r>
+          </w:p>
+        </w:tc>
+        <w:tc>
+          <w:tcPr>
+            <w:tcW w:type="dxa" w:w="1440"/>
+          </w:tcPr>
+          <w:p>
+            <w:r>
+              <w:t>−19.9 %</w:t>
+            </w:r>
+          </w:p>
+        </w:tc>
+      </w:tr>
+    </w:tbl>
+    <w:p>
+      <w:r>
+        <w:t>Paramètre 3 — Nombre d'aléas par scénario :</w:t>
+      </w:r>
+    </w:p>
+    <w:tbl>
+      <w:tblPr>
+        <w:tblStyle w:val="LightGrid-Accent1"/>
+        <w:tblW w:type="auto" w:w="0"/>
+        <w:tblLook w:firstColumn="1" w:firstRow="1" w:lastColumn="0" w:lastRow="0" w:noHBand="0" w:noVBand="1" w:val="04A0"/>
+      </w:tblPr>
+      <w:tblGrid>
+        <w:gridCol w:w="1440"/>
+        <w:gridCol w:w="1440"/>
+        <w:gridCol w:w="1440"/>
+        <w:gridCol w:w="1440"/>
+        <w:gridCol w:w="1440"/>
+        <w:gridCol w:w="1440"/>
+      </w:tblGrid>
+      <w:tr>
+        <w:tc>
+          <w:tcPr>
+            <w:tcW w:type="dxa" w:w="1440"/>
+          </w:tcPr>
+          <w:p>
+            <w:r>
+              <w:rPr>
+                <w:b/>
+              </w:rPr>
+              <w:t>Niveau</w:t>
+            </w:r>
+          </w:p>
+        </w:tc>
+        <w:tc>
+          <w:tcPr>
+            <w:tcW w:type="dxa" w:w="1440"/>
+          </w:tcPr>
+          <w:p>
+            <w:r>
+              <w:rPr>
+                <w:b/>
+              </w:rPr>
+              <w:t>OF</w:t>
+            </w:r>
+          </w:p>
+        </w:tc>
+        <w:tc>
+          <w:tcPr>
+            <w:tcW w:type="dxa" w:w="1440"/>
+          </w:tcPr>
+          <w:p>
+            <w:r>
+              <w:rPr>
+                <w:b/>
+              </w:rPr>
+              <w:t>FLUX</w:t>
+            </w:r>
+          </w:p>
+        </w:tc>
+        <w:tc>
+          <w:tcPr>
+            <w:tcW w:type="dxa" w:w="1440"/>
+          </w:tcPr>
+          <w:p>
+            <w:r>
+              <w:rPr>
+                <w:b/>
+              </w:rPr>
+              <w:t>OF+EVENT</w:t>
+            </w:r>
+          </w:p>
+        </w:tc>
+        <w:tc>
+          <w:tcPr>
+            <w:tcW w:type="dxa" w:w="1440"/>
+          </w:tcPr>
+          <w:p>
+            <w:r>
+              <w:rPr>
+                <w:b/>
+              </w:rPr>
+              <w:t>EVENT</w:t>
+            </w:r>
+          </w:p>
+        </w:tc>
+        <w:tc>
+          <w:tcPr>
+            <w:tcW w:type="dxa" w:w="1440"/>
+          </w:tcPr>
+          <w:p>
+            <w:r>
+              <w:rPr>
+                <w:b/>
+              </w:rPr>
+              <w:t>Δ FLUX/OF</w:t>
+            </w:r>
+          </w:p>
+        </w:tc>
+      </w:tr>
+      <w:tr>
+        <w:tc>
+          <w:tcPr>
+            <w:tcW w:type="dxa" w:w="1440"/>
+          </w:tcPr>
+          <w:p>
+            <w:r>
+              <w:t>faible (2)</w:t>
+            </w:r>
+          </w:p>
+        </w:tc>
+        <w:tc>
+          <w:tcPr>
+            <w:tcW w:type="dxa" w:w="1440"/>
+          </w:tcPr>
+          <w:p>
+            <w:r>
+              <w:t>101 334 €</w:t>
+            </w:r>
+          </w:p>
+        </w:tc>
+        <w:tc>
+          <w:tcPr>
+            <w:tcW w:type="dxa" w:w="1440"/>
+          </w:tcPr>
+          <w:p>
+            <w:r>
+              <w:t>75 222 €</w:t>
+            </w:r>
+          </w:p>
+        </w:tc>
+        <w:tc>
+          <w:tcPr>
+            <w:tcW w:type="dxa" w:w="1440"/>
+          </w:tcPr>
+          <w:p>
+            <w:r>
+              <w:t>100 614 €</w:t>
+            </w:r>
+          </w:p>
+        </w:tc>
+        <w:tc>
+          <w:tcPr>
+            <w:tcW w:type="dxa" w:w="1440"/>
+          </w:tcPr>
+          <w:p>
+            <w:r>
+              <w:t>73 704 €</w:t>
+            </w:r>
+          </w:p>
+        </w:tc>
+        <w:tc>
+          <w:tcPr>
+            <w:tcW w:type="dxa" w:w="1440"/>
+          </w:tcPr>
+          <w:p>
+            <w:r>
+              <w:t>**−25.8 %**</w:t>
+            </w:r>
+          </w:p>
+        </w:tc>
+      </w:tr>
+      <w:tr>
+        <w:tc>
+          <w:tcPr>
+            <w:tcW w:type="dxa" w:w="1440"/>
+          </w:tcPr>
+          <w:p>
+            <w:r>
+              <w:t>moyen (5)</w:t>
+            </w:r>
+          </w:p>
+        </w:tc>
+        <w:tc>
+          <w:tcPr>
+            <w:tcW w:type="dxa" w:w="1440"/>
+          </w:tcPr>
+          <w:p>
+            <w:r>
+              <w:t>109 750 €</w:t>
+            </w:r>
+          </w:p>
+        </w:tc>
+        <w:tc>
+          <w:tcPr>
+            <w:tcW w:type="dxa" w:w="1440"/>
+          </w:tcPr>
+          <w:p>
+            <w:r>
+              <w:t>85 929 €</w:t>
+            </w:r>
+          </w:p>
+        </w:tc>
+        <w:tc>
+          <w:tcPr>
+            <w:tcW w:type="dxa" w:w="1440"/>
+          </w:tcPr>
+          <w:p>
+            <w:r>
+              <w:t>105 085 €</w:t>
+            </w:r>
+          </w:p>
+        </w:tc>
+        <w:tc>
+          <w:tcPr>
+            <w:tcW w:type="dxa" w:w="1440"/>
+          </w:tcPr>
+          <w:p>
+            <w:r>
+              <w:t>83 772 €</w:t>
+            </w:r>
+          </w:p>
+        </w:tc>
+        <w:tc>
+          <w:tcPr>
+            <w:tcW w:type="dxa" w:w="1440"/>
+          </w:tcPr>
+          <w:p>
+            <w:r>
+              <w:t>−21.7 %</w:t>
+            </w:r>
+          </w:p>
+        </w:tc>
+      </w:tr>
+      <w:tr>
+        <w:tc>
+          <w:tcPr>
+            <w:tcW w:type="dxa" w:w="1440"/>
+          </w:tcPr>
+          <w:p>
+            <w:r>
+              <w:t>élevé (10)</w:t>
+            </w:r>
+          </w:p>
+        </w:tc>
+        <w:tc>
+          <w:tcPr>
+            <w:tcW w:type="dxa" w:w="1440"/>
+          </w:tcPr>
+          <w:p>
+            <w:r>
+              <w:t>119 586 €</w:t>
+            </w:r>
+          </w:p>
+        </w:tc>
+        <w:tc>
+          <w:tcPr>
+            <w:tcW w:type="dxa" w:w="1440"/>
+          </w:tcPr>
+          <w:p>
+            <w:r>
+              <w:t>108 332 €</w:t>
+            </w:r>
+          </w:p>
+        </w:tc>
+        <w:tc>
+          <w:tcPr>
+            <w:tcW w:type="dxa" w:w="1440"/>
+          </w:tcPr>
+          <w:p>
+            <w:r>
+              <w:t>112 416 €</w:t>
+            </w:r>
+          </w:p>
+        </w:tc>
+        <w:tc>
+          <w:tcPr>
+            <w:tcW w:type="dxa" w:w="1440"/>
+          </w:tcPr>
+          <w:p>
+            <w:r>
+              <w:t>99 139 €</w:t>
+            </w:r>
+          </w:p>
+        </w:tc>
+        <w:tc>
+          <w:tcPr>
+            <w:tcW w:type="dxa" w:w="1440"/>
+          </w:tcPr>
+          <w:p>
+            <w:r>
+              <w:t>−9.4 %</w:t>
+            </w:r>
+          </w:p>
+        </w:tc>
+      </w:tr>
+      <w:tr>
+        <w:tc>
+          <w:tcPr>
+            <w:tcW w:type="dxa" w:w="1440"/>
+          </w:tcPr>
+          <w:p>
+            <w:r>
+              <w:t>extrême (15)</w:t>
+            </w:r>
+          </w:p>
+        </w:tc>
+        <w:tc>
+          <w:tcPr>
+            <w:tcW w:type="dxa" w:w="1440"/>
+          </w:tcPr>
+          <w:p>
+            <w:r>
+              <w:t>127 622 €</w:t>
+            </w:r>
+          </w:p>
+        </w:tc>
+        <w:tc>
+          <w:tcPr>
+            <w:tcW w:type="dxa" w:w="1440"/>
+          </w:tcPr>
+          <w:p>
+            <w:r>
+              <w:t>117 700 €</w:t>
+            </w:r>
+          </w:p>
+        </w:tc>
+        <w:tc>
+          <w:tcPr>
+            <w:tcW w:type="dxa" w:w="1440"/>
+          </w:tcPr>
+          <w:p>
+            <w:r>
+              <w:t>116 993 €</w:t>
+            </w:r>
+          </w:p>
+        </w:tc>
+        <w:tc>
+          <w:tcPr>
+            <w:tcW w:type="dxa" w:w="1440"/>
+          </w:tcPr>
+          <w:p>
+            <w:r>
+              <w:t>108 529 €</w:t>
+            </w:r>
+          </w:p>
+        </w:tc>
+        <w:tc>
+          <w:tcPr>
+            <w:tcW w:type="dxa" w:w="1440"/>
+          </w:tcPr>
+          <w:p>
+            <w:r>
+              <w:t>−7.8 %</w:t>
+            </w:r>
+          </w:p>
+        </w:tc>
+      </w:tr>
+    </w:tbl>
+    <w:p>
+      <w:r>
+        <w:t>Conclusion sensibilité :</w:t>
+      </w:r>
+    </w:p>
+    <w:p>
+      <w:pPr>
+        <w:pStyle w:val="ListBullet"/>
+      </w:pPr>
+      <w:r>
+        <w:t>**Le gain FLUX vs OF reste positif sur les 12 cellules** (3 paramètres</w:t>
+      </w:r>
+    </w:p>
+    <w:p>
+      <w:r>
+        <w:t xml:space="preserve">  × 4 niveaux), entre −7.8 % et −31.7 % selon les conditions.</w:t>
+      </w:r>
+    </w:p>
+    <w:p>
+      <w:pPr>
+        <w:pStyle w:val="ListBullet"/>
+      </w:pPr>
+      <w:r>
+        <w:t>Tendance claire : **plus le système est saturé en aléas, plus le</w:t>
+      </w:r>
+    </w:p>
+    <w:p>
+      <w:r>
+        <w:t xml:space="preserve">  gain FLUX se contracte** (de −26 % à −8 % entre 2 et 15 aléas par</w:t>
+      </w:r>
+    </w:p>
+    <w:p>
+      <w:r>
+        <w:t xml:space="preserve">  scénario), mais le gain reste statistiquement significatif.</w:t>
+      </w:r>
+    </w:p>
+    <w:p>
+      <w:pPr>
+        <w:pStyle w:val="ListBullet"/>
+      </w:pPr>
+      <w:r>
+        <w:t>À l'inverse, **plus le tampon (horizon) est court, plus le gain FLUX</w:t>
+      </w:r>
+    </w:p>
+    <w:p>
+      <w:r>
+        <w:t xml:space="preserve">  s'amplifie** (−32 % à 10 jours d'horizon contre −20 % à 25 jours) —</w:t>
+      </w:r>
+    </w:p>
+    <w:p>
+      <w:r>
+        <w:t xml:space="preserve">  car le tampon court force le lissage à des décisions plus discriminantes.</w:t>
+      </w:r>
+    </w:p>
+    <w:p>
+      <w:pPr>
+        <w:pStyle w:val="ListBullet"/>
+      </w:pPr>
+      <w:r>
+        <w:t>**EVENT domine FLUX sur 10/12 cellules** (les 2 exceptions sont des</w:t>
+      </w:r>
+    </w:p>
+    <w:p>
+      <w:r>
+        <w:t xml:space="preserve">  cas où la nervosité est tellement haute que les deux convergent).</w:t>
+      </w:r>
+    </w:p>
+    <w:p>
+      <w:r>
+        <w:t>Le gain doctrinal n'est pas un artefact de paramètres choisis :</w:t>
+      </w:r>
+    </w:p>
+    <w:p>
+      <w:r>
+        <w:t>il est robuste sur 4 niveaux d'intensité couvrant 1 ordre de</w:t>
+      </w:r>
+    </w:p>
+    <w:p>
+      <w:r>
+        <w:t>grandeur de variation par paramètre.</w:t>
+      </w:r>
+    </w:p>
+    <w:p>
+      <w:pPr>
+        <w:jc w:val="center"/>
+      </w:pPr>
+      <w:r>
+        <w:drawing>
+          <wp:inline xmlns:a="http://schemas.openxmlformats.org/drawingml/2006/main" xmlns:pic="http://schemas.openxmlformats.org/drawingml/2006/picture">
+            <wp:extent cx="5486400" cy="1760299"/>
+            <wp:docPr id="15" name="Picture 15"/>
+            <wp:cNvGraphicFramePr>
+              <a:graphicFrameLocks noChangeAspect="1"/>
+            </wp:cNvGraphicFramePr>
+            <a:graphic>
+              <a:graphicData uri="http://schemas.openxmlformats.org/drawingml/2006/picture">
+                <pic:pic>
+                  <pic:nvPicPr>
+                    <pic:cNvPr id="0" name="validity_sensitivity_3params.png"/>
+                    <pic:cNvPicPr/>
+                  </pic:nvPicPr>
+                  <pic:blipFill>
+                    <a:blip r:embed="rId23"/>
+                    <a:stretch>
+                      <a:fillRect/>
+                    </a:stretch>
+                  </pic:blipFill>
+                  <pic:spPr>
+                    <a:xfrm>
+                      <a:off x="0" y="0"/>
+                      <a:ext cx="5486400" cy="1760299"/>
+                    </a:xfrm>
+                    <a:prstGeom prst="rect"/>
+                  </pic:spPr>
+                </pic:pic>
+              </a:graphicData>
+            </a:graphic>
+          </wp:inline>
+        </w:drawing>
+      </w:r>
+    </w:p>
+    <w:p>
+      <w:pPr>
+        <w:jc w:val="center"/>
+      </w:pPr>
+      <w:r>
+        <w:rPr>
+          <w:i/>
+          <w:sz w:val="18"/>
+        </w:rPr>
+        <w:t>Figure 15 — §7.3 — Sensibilité aux 3 paramètres × 4 niveaux</w:t>
       </w:r>
     </w:p>
     <w:p>

--- a/docs/paper_hal_v1.docx
+++ b/docs/paper_hal_v1.docx
@@ -62,37 +62,32 @@
     </w:p>
     <w:p>
       <w:r>
-        <w:t>Les variations et perturbations sont devenues systémiques dans les</w:t>
-      </w:r>
-    </w:p>
-    <w:p>
-      <w:r>
-        <w:t>ateliers industriels. Les systèmes de pilotage de production doivent</w:t>
-      </w:r>
-    </w:p>
-    <w:p>
-      <w:r>
-        <w:t>chercher des moyens d'accroître leur résilience, leur flexibilité et</w:t>
-      </w:r>
-    </w:p>
-    <w:p>
-      <w:r>
-        <w:t>leur capacité de retour au régime nominal après un choc. Tout</w:t>
-      </w:r>
-    </w:p>
-    <w:p>
-      <w:r>
-        <w:t>système possède des limites de résistance, mais les doctrines</w:t>
-      </w:r>
-    </w:p>
-    <w:p>
-      <w:r>
-        <w:t>modernes diffèrent par la manière dont elles approchent ces limites.</w:t>
-      </w:r>
-    </w:p>
-    <w:p>
-      <w:r>
-        <w:t>Cet article décompose expérimentalement les apports propres du</w:t>
+        <w:t>Une unité industrielle poursuit quatre objectifs simultanés (cadre</w:t>
+      </w:r>
+    </w:p>
+    <w:p>
+      <w:r>
+        <w:t>QCDS) : livrer les bonnes quantités (Q), au moindre coût (C),</w:t>
+      </w:r>
+    </w:p>
+    <w:p>
+      <w:r>
+        <w:t>à date (D), avec un minimum de perturbations (S). Les variations</w:t>
+      </w:r>
+    </w:p>
+    <w:p>
+      <w:r>
+        <w:t>devenues systémiques rendent l'équilibre QCDS de plus en plus</w:t>
+      </w:r>
+    </w:p>
+    <w:p>
+      <w:r>
+        <w:t>difficile à tenir. Cet article décompose expérimentalement, **sur</w:t>
+      </w:r>
+    </w:p>
+    <w:p>
+      <w:r>
+        <w:t>les 4 dimensions QCDS simultanément**, les apports propres du</w:t>
       </w:r>
     </w:p>
     <w:p>
@@ -107,7 +102,7 @@
     </w:p>
     <w:p>
       <w:r>
-        <w:t>reproductible. Sur 7 256 runs déterministes (4 protocoles</w:t>
+        <w:t>reproductible. Sur 8 000+ runs déterministes (5 protocoles</w:t>
       </w:r>
     </w:p>
     <w:p>
@@ -117,67 +112,62 @@
     </w:p>
     <w:p>
       <w:r>
-        <w:t>mesurons : (i) une baisse moyenne du coût opérationnel de −21.8 %</w:t>
-      </w:r>
-    </w:p>
-    <w:p>
-      <w:r>
-        <w:t>avec la combinaison flux + event sourcing vs ordre-de-fabrication</w:t>
-      </w:r>
-    </w:p>
-    <w:p>
-      <w:r>
-        <w:t>classique, (ii) une division par 1.83 du lead time, (iii) une</w:t>
-      </w:r>
-    </w:p>
-    <w:p>
-      <w:r>
-        <w:t>division par 3.9 de la nervosité de réordonnancement, (iv) une</w:t>
-      </w:r>
-    </w:p>
-    <w:p>
-      <w:r>
-        <w:t>amélioration du time-to-recover de 5.7 à 2.8 jours en médiane après</w:t>
-      </w:r>
-    </w:p>
-    <w:p>
-      <w:r>
-        <w:t>un choc simulé. Une analyse de résilience plus poussée (matrice 5×5</w:t>
-      </w:r>
-    </w:p>
-    <w:p>
-      <w:r>
-        <w:t>des paires de domaines perturbateurs) identifie l'**approvisionnement</w:t>
-      </w:r>
-    </w:p>
-    <w:p>
-      <w:r>
-        <w:t>× demande** comme le mur intrinsèque du pilotage de flux (6.8 j de</w:t>
-      </w:r>
-    </w:p>
-    <w:p>
-      <w:r>
-        <w:t>récupération, irréductible sur toutes les doctrines). L'étude se</w:t>
-      </w:r>
-    </w:p>
-    <w:p>
-      <w:r>
-        <w:t>revendique explicitement comme une simulation in-silico — pas une</w:t>
-      </w:r>
-    </w:p>
-    <w:p>
-      <w:r>
-        <w:t>validation industrielle — et explicite les biais d'implémentation</w:t>
-      </w:r>
-    </w:p>
-    <w:p>
-      <w:r>
-        <w:t>afin de circonscrire la portée des conclusions.</w:t>
-      </w:r>
-    </w:p>
-    <w:p>
-      <w:r>
-        <w:t>Mots-clés : APS, MES, pilotage flux lean, event sourcing,</w:t>
+        <w:t>mesurons : (i) une baisse du coût C de −21.8 % avec flux + event</w:t>
+      </w:r>
+    </w:p>
+    <w:p>
+      <w:r>
+        <w:t>sourcing vs ordre-de-fabrication classique, (ii) une division par</w:t>
+      </w:r>
+    </w:p>
+    <w:p>
+      <w:r>
+        <w:t>1.83 du lead time, (iii) une division par 3.9 de la nervosité S,</w:t>
+      </w:r>
+    </w:p>
+    <w:p>
+      <w:r>
+        <w:t>(iv) un trade-off Q vs C explicite (compliance quantité 80 % FLUX</w:t>
+      </w:r>
+    </w:p>
+    <w:p>
+      <w:r>
+        <w:t>vs 92 % OF), (v) une analyse de résilience identifiant</w:t>
+      </w:r>
+    </w:p>
+    <w:p>
+      <w:r>
+        <w:t>l'approvisionnement × demande comme mur intrinsèque (6.8 j MTTR</w:t>
+      </w:r>
+    </w:p>
+    <w:p>
+      <w:r>
+        <w:t>irréductible). **Aucune doctrine ne domine simultanément les 4</w:t>
+      </w:r>
+    </w:p>
+    <w:p>
+      <w:r>
+        <w:t>dimensions QCDS** ; OF+EVENT (flux désactivé + event sourcing)</w:t>
+      </w:r>
+    </w:p>
+    <w:p>
+      <w:r>
+        <w:t>émerge comme meilleur compromis 3/4 pour ateliers stricts. L'étude</w:t>
+      </w:r>
+    </w:p>
+    <w:p>
+      <w:r>
+        <w:t>se revendique explicitement comme simulation in-silico — pas</w:t>
+      </w:r>
+    </w:p>
+    <w:p>
+      <w:r>
+        <w:t>validation industrielle — et explicite les biais d'implémentation.</w:t>
+      </w:r>
+    </w:p>
+    <w:p>
+      <w:r>
+        <w:t>Mots-clés : APS, MES, pilotage flux lean, event sourcing, QCDS,</w:t>
       </w:r>
     </w:p>
     <w:p>
@@ -187,7 +177,7 @@
     </w:p>
     <w:p>
       <w:r>
-        <w:t>décomposition factorielle, reproductibilité.</w:t>
+        <w:t>décomposition factorielle, trade-off doctrinal, reproductibilité.</w:t>
       </w:r>
     </w:p>
     <w:p/>
@@ -328,7 +318,65 @@
         <w:pStyle w:val="Heading3"/>
       </w:pPr>
       <w:r>
-        <w:t>1.1 Contexte : la variabilité est devenue systémique</w:t>
+        <w:t>1.1 Les 4 objectifs industriels QCDS</w:t>
+      </w:r>
+    </w:p>
+    <w:p>
+      <w:r>
+        <w:t>Une unité industrielle poursuit simultanément quatre objectifs</w:t>
+      </w:r>
+    </w:p>
+    <w:p>
+      <w:r>
+        <w:t>canoniques (QCDS) :</w:t>
+      </w:r>
+    </w:p>
+    <w:p>
+      <w:r>
+        <w:t>1. Q — Quantité : livrer les bonnes quantités au client</w:t>
+      </w:r>
+    </w:p>
+    <w:p>
+      <w:r>
+        <w:t>2. C — Coût : au moindre coût opérationnel</w:t>
+      </w:r>
+    </w:p>
+    <w:p>
+      <w:r>
+        <w:t>3. D — Délai : à date (respect des due_dates)</w:t>
+      </w:r>
+    </w:p>
+    <w:p>
+      <w:r>
+        <w:t>4. S — Stabilité : avec un minimum de perturbations et de</w:t>
+      </w:r>
+    </w:p>
+    <w:p>
+      <w:r>
+        <w:t xml:space="preserve">   nervosité de planification</w:t>
+      </w:r>
+    </w:p>
+    <w:p>
+      <w:r>
+        <w:t>Tout système de pilotage de production est in fine évalué sur sa</w:t>
+      </w:r>
+    </w:p>
+    <w:p>
+      <w:r>
+        <w:t>capacité à équilibrer ces 4 dimensions. Le cadre QCDS guide les</w:t>
+      </w:r>
+    </w:p>
+    <w:p>
+      <w:r>
+        <w:t>mesures et la discussion de cet article.</w:t>
+      </w:r>
+    </w:p>
+    <w:p>
+      <w:pPr>
+        <w:pStyle w:val="Heading3"/>
+      </w:pPr>
+      <w:r>
+        <w:t>1.2 Contexte : la variabilité est devenue systémique</w:t>
       </w:r>
     </w:p>
     <w:p>
@@ -383,12 +431,17 @@
     </w:p>
     <w:p>
       <w:r>
-        <w:t>mais leur mesure quantitative comparative reste rare dans la</w:t>
-      </w:r>
-    </w:p>
-    <w:p>
-      <w:r>
-        <w:t>littérature opérationnelle francophone.</w:t>
+        <w:t>mais leur **mesure quantitative comparative sur les 4 dimensions</w:t>
+      </w:r>
+    </w:p>
+    <w:p>
+      <w:r>
+        <w:t>QCDS simultanément** reste rare dans la littérature opérationnelle</w:t>
+      </w:r>
+    </w:p>
+    <w:p>
+      <w:r>
+        <w:t>francophone.</w:t>
       </w:r>
     </w:p>
     <w:p>
@@ -4149,12 +4202,17 @@
         <w:pStyle w:val="Heading3"/>
       </w:pPr>
       <w:r>
-        <w:t>5.5 Synthèse multidimensionnelle</w:t>
-      </w:r>
-    </w:p>
-    <w:p>
-      <w:r>
-        <w:t>Sur les 5 dimensions de comparaison, EVENT domine les 3 autres :</w:t>
+        <w:t>5.5 Synthèse QCDS — 4 objectifs industriels</w:t>
+      </w:r>
+    </w:p>
+    <w:p>
+      <w:r>
+        <w:t>L'étude QCDS dédiée (80 runs, 20 seeds × 4 doctrines, tol=3j) mesure</w:t>
+      </w:r>
+    </w:p>
+    <w:p>
+      <w:r>
+        <w:t>simultanément les 4 dimensions du §1.1 :</w:t>
       </w:r>
     </w:p>
     <w:tbl>
@@ -4180,6 +4238,585 @@
               <w:rPr>
                 <w:b/>
               </w:rPr>
+              <w:t>Doctrine</w:t>
+            </w:r>
+          </w:p>
+        </w:tc>
+        <w:tc>
+          <w:tcPr>
+            <w:tcW w:type="dxa" w:w="1728"/>
+          </w:tcPr>
+          <w:p>
+            <w:r>
+              <w:rPr>
+                <w:b/>
+              </w:rPr>
+              <w:t>Q (compliance)</w:t>
+            </w:r>
+          </w:p>
+        </w:tc>
+        <w:tc>
+          <w:tcPr>
+            <w:tcW w:type="dxa" w:w="1728"/>
+          </w:tcPr>
+          <w:p>
+            <w:r>
+              <w:rPr>
+                <w:b/>
+              </w:rPr>
+              <w:t>C (coût €)</w:t>
+            </w:r>
+          </w:p>
+        </w:tc>
+        <w:tc>
+          <w:tcPr>
+            <w:tcW w:type="dxa" w:w="1728"/>
+          </w:tcPr>
+          <w:p>
+            <w:r>
+              <w:rPr>
+                <w:b/>
+              </w:rPr>
+              <w:t>D (dispo)</w:t>
+            </w:r>
+          </w:p>
+        </w:tc>
+        <w:tc>
+          <w:tcPr>
+            <w:tcW w:type="dxa" w:w="1728"/>
+          </w:tcPr>
+          <w:p>
+            <w:r>
+              <w:rPr>
+                <w:b/>
+              </w:rPr>
+              <w:t>S (nervosité)</w:t>
+            </w:r>
+          </w:p>
+        </w:tc>
+      </w:tr>
+      <w:tr>
+        <w:tc>
+          <w:tcPr>
+            <w:tcW w:type="dxa" w:w="1728"/>
+          </w:tcPr>
+          <w:p>
+            <w:r>
+              <w:t>OF</w:t>
+            </w:r>
+          </w:p>
+        </w:tc>
+        <w:tc>
+          <w:tcPr>
+            <w:tcW w:type="dxa" w:w="1728"/>
+          </w:tcPr>
+          <w:p>
+            <w:r>
+              <w:t>**0.918**</w:t>
+            </w:r>
+          </w:p>
+        </w:tc>
+        <w:tc>
+          <w:tcPr>
+            <w:tcW w:type="dxa" w:w="1728"/>
+          </w:tcPr>
+          <w:p>
+            <w:r>
+              <w:t>107 785</w:t>
+            </w:r>
+          </w:p>
+        </w:tc>
+        <w:tc>
+          <w:tcPr>
+            <w:tcW w:type="dxa" w:w="1728"/>
+          </w:tcPr>
+          <w:p>
+            <w:r>
+              <w:t>**1.000**</w:t>
+            </w:r>
+          </w:p>
+        </w:tc>
+        <w:tc>
+          <w:tcPr>
+            <w:tcW w:type="dxa" w:w="1728"/>
+          </w:tcPr>
+          <w:p>
+            <w:r>
+              <w:t>0.333</w:t>
+            </w:r>
+          </w:p>
+        </w:tc>
+      </w:tr>
+      <w:tr>
+        <w:tc>
+          <w:tcPr>
+            <w:tcW w:type="dxa" w:w="1728"/>
+          </w:tcPr>
+          <w:p>
+            <w:r>
+              <w:t>FLUX</w:t>
+            </w:r>
+          </w:p>
+        </w:tc>
+        <w:tc>
+          <w:tcPr>
+            <w:tcW w:type="dxa" w:w="1728"/>
+          </w:tcPr>
+          <w:p>
+            <w:r>
+              <w:t>0.796</w:t>
+            </w:r>
+          </w:p>
+        </w:tc>
+        <w:tc>
+          <w:tcPr>
+            <w:tcW w:type="dxa" w:w="1728"/>
+          </w:tcPr>
+          <w:p>
+            <w:r>
+              <w:t>**84 422**</w:t>
+            </w:r>
+          </w:p>
+        </w:tc>
+        <w:tc>
+          <w:tcPr>
+            <w:tcW w:type="dxa" w:w="1728"/>
+          </w:tcPr>
+          <w:p>
+            <w:r>
+              <w:t>0.989</w:t>
+            </w:r>
+          </w:p>
+        </w:tc>
+        <w:tc>
+          <w:tcPr>
+            <w:tcW w:type="dxa" w:w="1728"/>
+          </w:tcPr>
+          <w:p>
+            <w:r>
+              <w:t>0.333</w:t>
+            </w:r>
+          </w:p>
+        </w:tc>
+      </w:tr>
+      <w:tr>
+        <w:tc>
+          <w:tcPr>
+            <w:tcW w:type="dxa" w:w="1728"/>
+          </w:tcPr>
+          <w:p>
+            <w:r>
+              <w:t>**OF+EVENT**</w:t>
+            </w:r>
+          </w:p>
+        </w:tc>
+        <w:tc>
+          <w:tcPr>
+            <w:tcW w:type="dxa" w:w="1728"/>
+          </w:tcPr>
+          <w:p>
+            <w:r>
+              <w:t>**0.923**</w:t>
+            </w:r>
+          </w:p>
+        </w:tc>
+        <w:tc>
+          <w:tcPr>
+            <w:tcW w:type="dxa" w:w="1728"/>
+          </w:tcPr>
+          <w:p>
+            <w:r>
+              <w:t>100 617</w:t>
+            </w:r>
+          </w:p>
+        </w:tc>
+        <w:tc>
+          <w:tcPr>
+            <w:tcW w:type="dxa" w:w="1728"/>
+          </w:tcPr>
+          <w:p>
+            <w:r>
+              <w:t>**1.000**</w:t>
+            </w:r>
+          </w:p>
+        </w:tc>
+        <w:tc>
+          <w:tcPr>
+            <w:tcW w:type="dxa" w:w="1728"/>
+          </w:tcPr>
+          <w:p>
+            <w:r>
+              <w:t>**0.086**</w:t>
+            </w:r>
+          </w:p>
+        </w:tc>
+      </w:tr>
+      <w:tr>
+        <w:tc>
+          <w:tcPr>
+            <w:tcW w:type="dxa" w:w="1728"/>
+          </w:tcPr>
+          <w:p>
+            <w:r>
+              <w:t>EVENT</w:t>
+            </w:r>
+          </w:p>
+        </w:tc>
+        <w:tc>
+          <w:tcPr>
+            <w:tcW w:type="dxa" w:w="1728"/>
+          </w:tcPr>
+          <w:p>
+            <w:r>
+              <w:t>0.803</w:t>
+            </w:r>
+          </w:p>
+        </w:tc>
+        <w:tc>
+          <w:tcPr>
+            <w:tcW w:type="dxa" w:w="1728"/>
+          </w:tcPr>
+          <w:p>
+            <w:r>
+              <w:t>**79 996**</w:t>
+            </w:r>
+          </w:p>
+        </w:tc>
+        <w:tc>
+          <w:tcPr>
+            <w:tcW w:type="dxa" w:w="1728"/>
+          </w:tcPr>
+          <w:p>
+            <w:r>
+              <w:t>0.994</w:t>
+            </w:r>
+          </w:p>
+        </w:tc>
+        <w:tc>
+          <w:tcPr>
+            <w:tcW w:type="dxa" w:w="1728"/>
+          </w:tcPr>
+          <w:p>
+            <w:r>
+              <w:t>**0.086**</w:t>
+            </w:r>
+          </w:p>
+        </w:tc>
+      </w:tr>
+    </w:tbl>
+    <w:p>
+      <w:r>
+        <w:t>Aucune doctrine ne domine simultanément les 4 dimensions QCDS :</w:t>
+      </w:r>
+    </w:p>
+    <w:tbl>
+      <w:tblPr>
+        <w:tblStyle w:val="LightGrid-Accent1"/>
+        <w:tblW w:type="auto" w:w="0"/>
+        <w:tblLook w:firstColumn="1" w:firstRow="1" w:lastColumn="0" w:lastRow="0" w:noHBand="0" w:noVBand="1" w:val="04A0"/>
+      </w:tblPr>
+      <w:tblGrid>
+        <w:gridCol w:w="2880"/>
+        <w:gridCol w:w="2880"/>
+        <w:gridCol w:w="2880"/>
+      </w:tblGrid>
+      <w:tr>
+        <w:tc>
+          <w:tcPr>
+            <w:tcW w:type="dxa" w:w="2880"/>
+          </w:tcPr>
+          <w:p>
+            <w:r>
+              <w:rPr>
+                <w:b/>
+              </w:rPr>
+              <w:t>Doctrine</w:t>
+            </w:r>
+          </w:p>
+        </w:tc>
+        <w:tc>
+          <w:tcPr>
+            <w:tcW w:type="dxa" w:w="2880"/>
+          </w:tcPr>
+          <w:p>
+            <w:r>
+              <w:rPr>
+                <w:b/>
+              </w:rPr>
+              <w:t>Forces (≥ 3/4)</w:t>
+            </w:r>
+          </w:p>
+        </w:tc>
+        <w:tc>
+          <w:tcPr>
+            <w:tcW w:type="dxa" w:w="2880"/>
+          </w:tcPr>
+          <w:p>
+            <w:r>
+              <w:rPr>
+                <w:b/>
+              </w:rPr>
+              <w:t>Faiblesses</w:t>
+            </w:r>
+          </w:p>
+        </w:tc>
+      </w:tr>
+      <w:tr>
+        <w:tc>
+          <w:tcPr>
+            <w:tcW w:type="dxa" w:w="2880"/>
+          </w:tcPr>
+          <w:p>
+            <w:r>
+              <w:t>OF</w:t>
+            </w:r>
+          </w:p>
+        </w:tc>
+        <w:tc>
+          <w:tcPr>
+            <w:tcW w:type="dxa" w:w="2880"/>
+          </w:tcPr>
+          <w:p>
+            <w:r>
+              <w:t>Q ✓ D ✓</w:t>
+            </w:r>
+          </w:p>
+        </w:tc>
+        <w:tc>
+          <w:tcPr>
+            <w:tcW w:type="dxa" w:w="2880"/>
+          </w:tcPr>
+          <w:p>
+            <w:r>
+              <w:t>C ✗ S ✗</w:t>
+            </w:r>
+          </w:p>
+        </w:tc>
+      </w:tr>
+      <w:tr>
+        <w:tc>
+          <w:tcPr>
+            <w:tcW w:type="dxa" w:w="2880"/>
+          </w:tcPr>
+          <w:p>
+            <w:r>
+              <w:t>FLUX</w:t>
+            </w:r>
+          </w:p>
+        </w:tc>
+        <w:tc>
+          <w:tcPr>
+            <w:tcW w:type="dxa" w:w="2880"/>
+          </w:tcPr>
+          <w:p>
+            <w:r>
+              <w:t>C ✓</w:t>
+            </w:r>
+          </w:p>
+        </w:tc>
+        <w:tc>
+          <w:tcPr>
+            <w:tcW w:type="dxa" w:w="2880"/>
+          </w:tcPr>
+          <w:p>
+            <w:r>
+              <w:t>Q ✗</w:t>
+            </w:r>
+          </w:p>
+        </w:tc>
+      </w:tr>
+      <w:tr>
+        <w:tc>
+          <w:tcPr>
+            <w:tcW w:type="dxa" w:w="2880"/>
+          </w:tcPr>
+          <w:p>
+            <w:r>
+              <w:t>**OF+EVENT**</w:t>
+            </w:r>
+          </w:p>
+        </w:tc>
+        <w:tc>
+          <w:tcPr>
+            <w:tcW w:type="dxa" w:w="2880"/>
+          </w:tcPr>
+          <w:p>
+            <w:r>
+              <w:t>**Q ✓ D ✓ S ✓**</w:t>
+            </w:r>
+          </w:p>
+        </w:tc>
+        <w:tc>
+          <w:tcPr>
+            <w:tcW w:type="dxa" w:w="2880"/>
+          </w:tcPr>
+          <w:p>
+            <w:r>
+              <w:t>C légèrement (−7 %)</w:t>
+            </w:r>
+          </w:p>
+        </w:tc>
+      </w:tr>
+      <w:tr>
+        <w:tc>
+          <w:tcPr>
+            <w:tcW w:type="dxa" w:w="2880"/>
+          </w:tcPr>
+          <w:p>
+            <w:r>
+              <w:t>EVENT</w:t>
+            </w:r>
+          </w:p>
+        </w:tc>
+        <w:tc>
+          <w:tcPr>
+            <w:tcW w:type="dxa" w:w="2880"/>
+          </w:tcPr>
+          <w:p>
+            <w:r>
+              <w:t>C ✓ S ✓</w:t>
+            </w:r>
+          </w:p>
+        </w:tc>
+        <w:tc>
+          <w:tcPr>
+            <w:tcW w:type="dxa" w:w="2880"/>
+          </w:tcPr>
+          <w:p>
+            <w:r>
+              <w:t>Q ✗</w:t>
+            </w:r>
+          </w:p>
+        </w:tc>
+      </w:tr>
+    </w:tbl>
+    <w:p>
+      <w:r>
+        <w:t>OF+EVENT émerge comme le meilleur compromis QCDS global :</w:t>
+      </w:r>
+    </w:p>
+    <w:p>
+      <w:r>
+        <w:t>préserve la quantité livrée (92 %, +0.6 pp vs OF), respecte les</w:t>
+      </w:r>
+    </w:p>
+    <w:p>
+      <w:r>
+        <w:t>délais (100 % à tol=3j), divise la nervosité par 4 (−74 %), au</w:t>
+      </w:r>
+    </w:p>
+    <w:p>
+      <w:r>
+        <w:t>seul prix d'une amélioration coût modeste (−7 % vs OF).</w:t>
+      </w:r>
+    </w:p>
+    <w:p>
+      <w:r>
+        <w:t>EVENT maximise C (−26 %) et S (−74 %) mais perd 11.5 pp de</w:t>
+      </w:r>
+    </w:p>
+    <w:p>
+      <w:r>
+        <w:t>compliance quantité — ce déficit n'est pas absorbable par tous les</w:t>
+      </w:r>
+    </w:p>
+    <w:p>
+      <w:r>
+        <w:t>profils d'atelier.</w:t>
+      </w:r>
+    </w:p>
+    <w:p>
+      <w:pPr>
+        <w:jc w:val="center"/>
+      </w:pPr>
+      <w:r>
+        <w:drawing>
+          <wp:inline xmlns:a="http://schemas.openxmlformats.org/drawingml/2006/main" xmlns:pic="http://schemas.openxmlformats.org/drawingml/2006/picture">
+            <wp:extent cx="5486400" cy="4861932"/>
+            <wp:docPr id="12" name="Picture 12"/>
+            <wp:cNvGraphicFramePr>
+              <a:graphicFrameLocks noChangeAspect="1"/>
+            </wp:cNvGraphicFramePr>
+            <a:graphic>
+              <a:graphicData uri="http://schemas.openxmlformats.org/drawingml/2006/picture">
+                <pic:pic>
+                  <pic:nvPicPr>
+                    <pic:cNvPr id="0" name="qcds_4_dimensions.png"/>
+                    <pic:cNvPicPr/>
+                  </pic:nvPicPr>
+                  <pic:blipFill>
+                    <a:blip r:embed="rId20"/>
+                    <a:stretch>
+                      <a:fillRect/>
+                    </a:stretch>
+                  </pic:blipFill>
+                  <pic:spPr>
+                    <a:xfrm>
+                      <a:off x="0" y="0"/>
+                      <a:ext cx="5486400" cy="4861932"/>
+                    </a:xfrm>
+                    <a:prstGeom prst="rect"/>
+                  </pic:spPr>
+                </pic:pic>
+              </a:graphicData>
+            </a:graphic>
+          </wp:inline>
+        </w:drawing>
+      </w:r>
+    </w:p>
+    <w:p>
+      <w:pPr>
+        <w:jc w:val="center"/>
+      </w:pPr>
+      <w:r>
+        <w:rPr>
+          <w:i/>
+          <w:sz w:val="18"/>
+        </w:rPr>
+        <w:t>QCDS — radar 4 objectifs × 4 doctrines</w:t>
+      </w:r>
+    </w:p>
+    <w:p>
+      <w:pPr>
+        <w:pStyle w:val="Heading3"/>
+      </w:pPr>
+      <w:r>
+        <w:t>5.6 Synthèse multidimensionnelle classique</w:t>
+      </w:r>
+    </w:p>
+    <w:p>
+      <w:r>
+        <w:t>Sur les 5 dimensions de comparaison historiques, EVENT domine les</w:t>
+      </w:r>
+    </w:p>
+    <w:p>
+      <w:r>
+        <w:t>3 autres :</w:t>
+      </w:r>
+    </w:p>
+    <w:tbl>
+      <w:tblPr>
+        <w:tblStyle w:val="LightGrid-Accent1"/>
+        <w:tblW w:type="auto" w:w="0"/>
+        <w:tblLook w:firstColumn="1" w:firstRow="1" w:lastColumn="0" w:lastRow="0" w:noHBand="0" w:noVBand="1" w:val="04A0"/>
+      </w:tblPr>
+      <w:tblGrid>
+        <w:gridCol w:w="1728"/>
+        <w:gridCol w:w="1728"/>
+        <w:gridCol w:w="1728"/>
+        <w:gridCol w:w="1728"/>
+        <w:gridCol w:w="1728"/>
+      </w:tblGrid>
+      <w:tr>
+        <w:tc>
+          <w:tcPr>
+            <w:tcW w:type="dxa" w:w="1728"/>
+          </w:tcPr>
+          <w:p>
+            <w:r>
+              <w:rPr>
+                <w:b/>
+              </w:rPr>
               <w:t>Dimension</w:t>
             </w:r>
           </w:p>
@@ -4506,7 +5143,7 @@
         <w:drawing>
           <wp:inline xmlns:a="http://schemas.openxmlformats.org/drawingml/2006/main" xmlns:pic="http://schemas.openxmlformats.org/drawingml/2006/picture">
             <wp:extent cx="5486400" cy="4736706"/>
-            <wp:docPr id="12" name="Picture 12"/>
+            <wp:docPr id="13" name="Picture 13"/>
             <wp:cNvGraphicFramePr>
               <a:graphicFrameLocks noChangeAspect="1"/>
             </wp:cNvGraphicFramePr>
@@ -4518,7 +5155,7 @@
                     <pic:cNvPicPr/>
                   </pic:nvPicPr>
                   <pic:blipFill>
-                    <a:blip r:embed="rId20"/>
+                    <a:blip r:embed="rId21"/>
                     <a:stretch>
                       <a:fillRect/>
                     </a:stretch>
@@ -4777,7 +5414,7 @@
         <w:drawing>
           <wp:inline xmlns:a="http://schemas.openxmlformats.org/drawingml/2006/main" xmlns:pic="http://schemas.openxmlformats.org/drawingml/2006/picture">
             <wp:extent cx="5486400" cy="2145281"/>
-            <wp:docPr id="13" name="Picture 13"/>
+            <wp:docPr id="14" name="Picture 14"/>
             <wp:cNvGraphicFramePr>
               <a:graphicFrameLocks noChangeAspect="1"/>
             </wp:cNvGraphicFramePr>
@@ -4789,7 +5426,7 @@
                     <pic:cNvPicPr/>
                   </pic:nvPicPr>
                   <pic:blipFill>
-                    <a:blip r:embed="rId21"/>
+                    <a:blip r:embed="rId22"/>
                     <a:stretch>
                       <a:fillRect/>
                     </a:stretch>
@@ -5382,7 +6019,7 @@
         <w:drawing>
           <wp:inline xmlns:a="http://schemas.openxmlformats.org/drawingml/2006/main" xmlns:pic="http://schemas.openxmlformats.org/drawingml/2006/picture">
             <wp:extent cx="5486400" cy="2304288"/>
-            <wp:docPr id="14" name="Picture 14"/>
+            <wp:docPr id="15" name="Picture 15"/>
             <wp:cNvGraphicFramePr>
               <a:graphicFrameLocks noChangeAspect="1"/>
             </wp:cNvGraphicFramePr>
@@ -5394,7 +6031,7 @@
                     <pic:cNvPicPr/>
                   </pic:nvPicPr>
                   <pic:blipFill>
-                    <a:blip r:embed="rId22"/>
+                    <a:blip r:embed="rId23"/>
                     <a:stretch>
                       <a:fillRect/>
                     </a:stretch>
@@ -6650,7 +7287,7 @@
         <w:drawing>
           <wp:inline xmlns:a="http://schemas.openxmlformats.org/drawingml/2006/main" xmlns:pic="http://schemas.openxmlformats.org/drawingml/2006/picture">
             <wp:extent cx="5486400" cy="1760299"/>
-            <wp:docPr id="15" name="Picture 15"/>
+            <wp:docPr id="16" name="Picture 16"/>
             <wp:cNvGraphicFramePr>
               <a:graphicFrameLocks noChangeAspect="1"/>
             </wp:cNvGraphicFramePr>
@@ -6662,7 +7299,7 @@
                     <pic:cNvPicPr/>
                   </pic:nvPicPr>
                   <pic:blipFill>
-                    <a:blip r:embed="rId23"/>
+                    <a:blip r:embed="rId24"/>
                     <a:stretch>
                       <a:fillRect/>
                     </a:stretch>
